--- a/CÔNG TY HAO QIA QIA CAN TING/HAO QIA QIA CAN TING_ThanhLapMoi/QiaQia_DieuLe.docx
+++ b/CÔNG TY HAO QIA QIA CAN TING/HAO QIA QIA CAN TING_ThanhLapMoi/QiaQia_DieuLe.docx
@@ -1,6 +1,6 @@
 
 <file path=word/document.xml><?xml version="1.0" encoding="utf-8"?>
-<w:document xmlns:wpc="http://schemas.microsoft.com/office/word/2010/wordprocessingCanvas" xmlns:cx="http://schemas.microsoft.com/office/drawing/2014/chartex" xmlns:mc="http://schemas.openxmlformats.org/markup-compatibility/2006" xmlns:o="urn:schemas-microsoft-com:office:office" xmlns:r="http://schemas.openxmlformats.org/officeDocument/2006/relationships" xmlns:m="http://schemas.openxmlformats.org/officeDocument/2006/math" xmlns:v="urn:schemas-microsoft-com:vml" xmlns:wp14="http://schemas.microsoft.com/office/word/2010/wordprocessingDrawing" xmlns:wp="http://schemas.openxmlformats.org/drawingml/2006/wordprocessingDrawing" xmlns:w10="urn:schemas-microsoft-com:office:word" xmlns:w="http://schemas.openxmlformats.org/wordprocessingml/2006/main" xmlns:w14="http://schemas.microsoft.com/office/word/2010/wordml" xmlns:w15="http://schemas.microsoft.com/office/word/2012/wordml" xmlns:w16se="http://schemas.microsoft.com/office/word/2015/wordml/symex" xmlns:wpg="http://schemas.microsoft.com/office/word/2010/wordprocessingGroup" xmlns:wpi="http://schemas.microsoft.com/office/word/2010/wordprocessingInk" xmlns:wne="http://schemas.microsoft.com/office/word/2006/wordml" xmlns:wps="http://schemas.microsoft.com/office/word/2010/wordprocessingShape" mc:Ignorable="w14 w15 w16se wp14">
+<w:document xmlns:wpc="http://schemas.microsoft.com/office/word/2010/wordprocessingCanvas" xmlns:cx="http://schemas.microsoft.com/office/drawing/2014/chartex" xmlns:cx1="http://schemas.microsoft.com/office/drawing/2015/9/8/chartex" xmlns:mc="http://schemas.openxmlformats.org/markup-compatibility/2006" xmlns:o="urn:schemas-microsoft-com:office:office" xmlns:r="http://schemas.openxmlformats.org/officeDocument/2006/relationships" xmlns:m="http://schemas.openxmlformats.org/officeDocument/2006/math" xmlns:v="urn:schemas-microsoft-com:vml" xmlns:wp14="http://schemas.microsoft.com/office/word/2010/wordprocessingDrawing" xmlns:wp="http://schemas.openxmlformats.org/drawingml/2006/wordprocessingDrawing" xmlns:w10="urn:schemas-microsoft-com:office:word" xmlns:w="http://schemas.openxmlformats.org/wordprocessingml/2006/main" xmlns:w14="http://schemas.microsoft.com/office/word/2010/wordml" xmlns:w15="http://schemas.microsoft.com/office/word/2012/wordml" xmlns:w16se="http://schemas.microsoft.com/office/word/2015/wordml/symex" xmlns:wpg="http://schemas.microsoft.com/office/word/2010/wordprocessingGroup" xmlns:wpi="http://schemas.microsoft.com/office/word/2010/wordprocessingInk" xmlns:wne="http://schemas.microsoft.com/office/word/2006/wordml" xmlns:wps="http://schemas.microsoft.com/office/word/2010/wordprocessingShape" mc:Ignorable="w14 w15 w16se wp14">
   <w:body>
     <w:p>
       <w:pPr>
@@ -144,43 +144,35 @@
           <w:sz w:val="26"/>
           <w:szCs w:val="26"/>
         </w:rPr>
-        <w:t xml:space="preserve">CÔNG TY TNHH </w:t>
+        <w:t>CÔNG TY TNHH HAO QIA QIA CAN TING</w:t>
+      </w:r>
+    </w:p>
+    <w:p>
+      <w:pPr>
+        <w:spacing w:line="240" w:lineRule="auto"/>
+        <w:ind w:firstLine="360"/>
+        <w:rPr>
+          <w:sz w:val="26"/>
+          <w:szCs w:val="26"/>
+          <w:lang w:val="vi-VN"/>
+        </w:rPr>
+      </w:pPr>
+      <w:r>
+        <w:rPr>
+          <w:sz w:val="26"/>
+          <w:szCs w:val="26"/>
+          <w:lang w:val="vi-VN"/>
+        </w:rPr>
+        <w:t xml:space="preserve">Ông/Bà: </w:t>
       </w:r>
       <w:r>
         <w:rPr>
           <w:b/>
           <w:sz w:val="26"/>
           <w:szCs w:val="26"/>
-        </w:rPr>
-        <w:t>TM ĂN UỐNG HỒNG THUẬN</w:t>
-      </w:r>
-    </w:p>
-    <w:p>
-      <w:pPr>
-        <w:spacing w:line="240" w:lineRule="auto"/>
-        <w:ind w:firstLine="360"/>
-        <w:rPr>
-          <w:sz w:val="26"/>
-          <w:szCs w:val="26"/>
-          <w:lang w:val="vi-VN"/>
-        </w:rPr>
-      </w:pPr>
-      <w:r>
-        <w:rPr>
-          <w:sz w:val="26"/>
-          <w:szCs w:val="26"/>
-          <w:lang w:val="vi-VN"/>
-        </w:rPr>
-        <w:t xml:space="preserve">Ông/Bà: </w:t>
-      </w:r>
-      <w:r>
-        <w:rPr>
-          <w:b/>
-          <w:sz w:val="26"/>
-          <w:szCs w:val="26"/>
-          <w:lang w:val="vi-VN"/>
-        </w:rPr>
-        <w:t>NGUYỄN THỊ LỆ</w:t>
+          <w:lang w:val="vi-VN"/>
+        </w:rPr>
+        <w:t>NGUYỄN NGỌC TRANH</w:t>
       </w:r>
     </w:p>
     <w:p>
@@ -208,7 +200,7 @@
           <w:szCs w:val="26"/>
           <w:lang w:val="vi-VN"/>
         </w:rPr>
-        <w:t>24/01/1987</w:t>
+        <w:t>04/03/1983</w:t>
       </w:r>
       <w:r>
         <w:rPr>
@@ -227,6 +219,24 @@
         <w:rPr>
           <w:sz w:val="26"/>
           <w:szCs w:val="26"/>
+        </w:rPr>
+      </w:pPr>
+      <w:r>
+        <w:rPr>
+          <w:sz w:val="26"/>
+          <w:szCs w:val="26"/>
+        </w:rPr>
+        <w:t>Giới tính: Nam</w:t>
+      </w:r>
+    </w:p>
+    <w:p>
+      <w:pPr>
+        <w:snapToGrid w:val="0"/>
+        <w:spacing w:line="240" w:lineRule="auto"/>
+        <w:ind w:firstLine="360"/>
+        <w:rPr>
+          <w:sz w:val="26"/>
+          <w:szCs w:val="26"/>
           <w:lang w:val="vi-VN"/>
         </w:rPr>
       </w:pPr>
@@ -289,7 +299,7 @@
           <w:szCs w:val="26"/>
           <w:lang w:val="vi-VN"/>
         </w:rPr>
-        <w:t>074187005581</w:t>
+        <w:t>074083002120</w:t>
       </w:r>
       <w:r>
         <w:rPr>
@@ -323,7 +333,7 @@
           <w:szCs w:val="26"/>
           <w:lang w:val="vi"/>
         </w:rPr>
-        <w:t>12/01/2022</w:t>
+        <w:t>19/04/2021</w:t>
       </w:r>
       <w:r>
         <w:rPr>
@@ -399,60 +409,43 @@
           <w:sz w:val="26"/>
           <w:szCs w:val="26"/>
         </w:rPr>
-        <w:t xml:space="preserve">CÔNG TY TNHH </w:t>
+        <w:t>CÔNG TY TNHH HAO QIA QIA CAN TING</w:t>
+      </w:r>
+    </w:p>
+    <w:p>
+      <w:pPr>
+        <w:spacing w:line="240" w:lineRule="auto"/>
+        <w:ind w:firstLine="360"/>
+        <w:rPr>
+          <w:sz w:val="26"/>
+          <w:szCs w:val="26"/>
+          <w:lang w:val="vi-VN"/>
+        </w:rPr>
+      </w:pPr>
+      <w:r>
+        <w:rPr>
+          <w:sz w:val="26"/>
+          <w:szCs w:val="26"/>
+          <w:lang w:val="vi-VN"/>
+        </w:rPr>
+        <w:t xml:space="preserve"> </w:t>
+      </w:r>
+      <w:r>
+        <w:rPr>
+          <w:sz w:val="26"/>
+          <w:szCs w:val="26"/>
+          <w:lang w:val="vi-VN"/>
+        </w:rPr>
+        <w:t xml:space="preserve">đồng ý ký tên và chấp thuận thành lập </w:t>
       </w:r>
       <w:r>
         <w:rPr>
           <w:b/>
           <w:sz w:val="26"/>
           <w:szCs w:val="26"/>
-        </w:rPr>
-        <w:t>TM ĂN UỐNG HỒNG THUẬN</w:t>
-      </w:r>
-    </w:p>
-    <w:p>
-      <w:pPr>
-        <w:spacing w:line="240" w:lineRule="auto"/>
-        <w:ind w:firstLine="360"/>
-        <w:rPr>
-          <w:sz w:val="26"/>
-          <w:szCs w:val="26"/>
-          <w:lang w:val="vi-VN"/>
-        </w:rPr>
-      </w:pPr>
-      <w:r>
-        <w:rPr>
-          <w:sz w:val="26"/>
-          <w:szCs w:val="26"/>
-          <w:lang w:val="vi-VN"/>
-        </w:rPr>
-        <w:t xml:space="preserve"> </w:t>
-      </w:r>
-      <w:r>
-        <w:rPr>
-          <w:sz w:val="26"/>
-          <w:szCs w:val="26"/>
-          <w:lang w:val="vi-VN"/>
-        </w:rPr>
-        <w:t xml:space="preserve">đồng ý ký tên và chấp thuận thành lập </w:t>
-      </w:r>
-      <w:r>
-        <w:rPr>
-          <w:b/>
-          <w:sz w:val="26"/>
-          <w:szCs w:val="26"/>
-          <w:lang w:val="vi-VN"/>
-        </w:rPr>
-        <w:t xml:space="preserve">CÔNG TY TNHH </w:t>
-      </w:r>
-      <w:r>
-        <w:rPr>
-          <w:b/>
-          <w:sz w:val="26"/>
-          <w:szCs w:val="26"/>
-          <w:lang w:val="vi-VN"/>
-        </w:rPr>
-        <w:t>TM ĂN UỐNG HỒNG THUẬN</w:t>
+          <w:lang w:val="vi-VN"/>
+        </w:rPr>
+        <w:t>CÔNG TY TNHH HAO QIA QIA CAN TING</w:t>
       </w:r>
       <w:r>
         <w:rPr>
@@ -763,15 +756,7 @@
           <w:sz w:val="26"/>
           <w:szCs w:val="26"/>
         </w:rPr>
-        <w:t xml:space="preserve">CÔNG TY TNHH </w:t>
-      </w:r>
-      <w:r>
-        <w:rPr>
-          <w:b/>
-          <w:sz w:val="26"/>
-          <w:szCs w:val="26"/>
-        </w:rPr>
-        <w:t>TM ĂN UỐNG HỒNG THUẬN</w:t>
+        <w:t>CÔNG TY TNHH HAO QIA QIA CAN TING</w:t>
       </w:r>
     </w:p>
     <w:tbl>
@@ -1016,7 +1001,16 @@
           <w:szCs w:val="26"/>
           <w:lang w:eastAsia="zh-CN"/>
         </w:rPr>
-        <w:t>Căn A30-A31 khu nhà ở Hoàng Mai, tổ 5, Khu Phố 7, phường Tân Uyên,Thành phố Hồ Chí Minh</w:t>
+        <w:t>Số A12-A13 khu nhà ở Hoàng Mai, đường DT 747A, tổ 5, khu phố Uyên Hưng 7</w:t>
+      </w:r>
+      <w:r>
+        <w:rPr>
+          <w:color w:val="000000"/>
+          <w:sz w:val="26"/>
+          <w:szCs w:val="26"/>
+          <w:lang w:eastAsia="zh-CN"/>
+        </w:rPr>
+        <w:t>, phường Tân Uyên,Thành phố Hồ Chí Minh</w:t>
       </w:r>
     </w:p>
     <w:p>
@@ -1798,7 +1792,7 @@
           <w:sz w:val="26"/>
           <w:szCs w:val="26"/>
         </w:rPr>
-        <w:t xml:space="preserve">1. Số lượng người đại diện theo pháp luật: Công ty có 01 người là người đại diện theo pháp luật, chức danh: </w:t>
+        <w:t>1. Số lượng người đại diện theo pháp luật: Công ty có 0</w:t>
       </w:r>
       <w:r>
         <w:rPr>
@@ -1807,7 +1801,16 @@
           <w:sz w:val="26"/>
           <w:szCs w:val="26"/>
         </w:rPr>
-        <w:t>Giám đốc</w:t>
+        <w:t>2</w:t>
+      </w:r>
+      <w:r>
+        <w:rPr>
+          <w:rFonts w:ascii="Times New Roman" w:hAnsi="Times New Roman" w:cs="Times New Roman"/>
+          <w:color w:val="000000" w:themeColor="text1"/>
+          <w:sz w:val="26"/>
+          <w:szCs w:val="26"/>
+        </w:rPr>
+        <w:t xml:space="preserve"> người là người đại diện theo pháp luật</w:t>
       </w:r>
     </w:p>
     <w:p>
@@ -1835,7 +1838,7 @@
           <w:szCs w:val="26"/>
           <w:lang w:val="vi-VN"/>
         </w:rPr>
-        <w:t>YIN, TINGTING</w:t>
+        <w:t>HUANG, QIANG</w:t>
       </w:r>
       <w:r>
         <w:rPr>
@@ -1848,6 +1851,23 @@
     </w:p>
     <w:p>
       <w:pPr>
+        <w:spacing w:line="240" w:lineRule="auto"/>
+        <w:ind w:firstLine="360"/>
+        <w:rPr>
+          <w:sz w:val="26"/>
+          <w:szCs w:val="26"/>
+        </w:rPr>
+      </w:pPr>
+      <w:r>
+        <w:rPr>
+          <w:sz w:val="26"/>
+          <w:szCs w:val="26"/>
+        </w:rPr>
+        <w:t>Chức danh: Giám đốc</w:t>
+      </w:r>
+    </w:p>
+    <w:p>
+      <w:pPr>
         <w:tabs>
           <w:tab w:val="left" w:pos="90"/>
         </w:tabs>
@@ -1870,7 +1890,7 @@
           <w:sz w:val="26"/>
           <w:szCs w:val="26"/>
         </w:rPr>
-        <w:t>ữ</w:t>
+        <w:t>am</w:t>
       </w:r>
     </w:p>
     <w:p>
@@ -1891,6 +1911,7 @@
           <w:szCs w:val="26"/>
           <w:lang w:val="vi-VN"/>
         </w:rPr>
+        <w:lastRenderedPageBreak/>
         <w:t xml:space="preserve">Sinh ngày: </w:t>
       </w:r>
       <w:r>
@@ -1899,7 +1920,7 @@
           <w:szCs w:val="26"/>
           <w:lang w:val="vi-VN"/>
         </w:rPr>
-        <w:t>22/12/1983</w:t>
+        <w:t>21/12/1994</w:t>
       </w:r>
       <w:r>
         <w:rPr>
@@ -1946,7 +1967,6 @@
           <w:szCs w:val="26"/>
           <w:lang w:val="vi-VN"/>
         </w:rPr>
-        <w:lastRenderedPageBreak/>
         <w:t>Quốc tịch:</w:t>
       </w:r>
       <w:r>
@@ -2029,7 +2049,7 @@
           <w:szCs w:val="26"/>
           <w:lang w:val="vi-VN"/>
         </w:rPr>
-        <w:t>EJ3635443</w:t>
+        <w:t>EJ6843161</w:t>
       </w:r>
       <w:r>
         <w:rPr>
@@ -2063,7 +2083,7 @@
           <w:szCs w:val="26"/>
           <w:lang w:val="vi"/>
         </w:rPr>
-        <w:t>11/01/2023</w:t>
+        <w:t>16/02/2023</w:t>
       </w:r>
       <w:r>
         <w:rPr>
@@ -2082,7 +2102,7 @@
         <w:rPr>
           <w:sz w:val="26"/>
           <w:szCs w:val="26"/>
-          <w:lang w:val="vi-VN"/>
+          <w:lang w:val="vi"/>
         </w:rPr>
       </w:pPr>
       <w:r>
@@ -2099,16 +2119,439 @@
           <w:szCs w:val="26"/>
           <w:lang w:val="vi"/>
         </w:rPr>
-        <w:t>Cục Quản lý Xuất nhập cảnh Quốc gia Cộng hòa Nhân dân Trung Hoa</w:t>
-      </w:r>
-      <w:r>
-        <w:rPr>
-          <w:sz w:val="26"/>
-          <w:szCs w:val="26"/>
-          <w:lang w:val="vi-VN"/>
+        <w:t xml:space="preserve">Tổng Lãnh sự quán CHND Trung Hoa tại Thành phố Hồ Chí Minh </w:t>
+      </w:r>
+    </w:p>
+    <w:p>
+      <w:pPr>
+        <w:spacing w:line="240" w:lineRule="auto"/>
+        <w:ind w:firstLine="360"/>
+        <w:rPr>
+          <w:sz w:val="26"/>
+          <w:szCs w:val="26"/>
+        </w:rPr>
+      </w:pPr>
+      <w:r>
+        <w:rPr>
+          <w:sz w:val="26"/>
+          <w:szCs w:val="26"/>
+          <w:lang w:val="vi-VN"/>
+        </w:rPr>
+        <w:t xml:space="preserve">Địa chỉ Thường trú: </w:t>
+      </w:r>
+      <w:r>
+        <w:rPr>
+          <w:sz w:val="26"/>
+          <w:szCs w:val="26"/>
+        </w:rPr>
+        <w:t>Số 55, Tổ 8, Làng Đặng Long, Thị trấn Puguang, Huyện Tuyên Hán, Tỉnh Tứ Xuyên, Trung Quốc</w:t>
+      </w:r>
+    </w:p>
+    <w:p>
+      <w:pPr>
+        <w:spacing w:line="240" w:lineRule="auto"/>
+        <w:ind w:firstLine="360"/>
+        <w:rPr>
+          <w:sz w:val="26"/>
+          <w:szCs w:val="26"/>
+          <w:lang w:val="vi-VN"/>
+        </w:rPr>
+      </w:pPr>
+      <w:r>
+        <w:rPr>
+          <w:sz w:val="26"/>
+          <w:szCs w:val="26"/>
+          <w:lang w:val="vi-VN"/>
+        </w:rPr>
+        <w:t xml:space="preserve">Địa chỉ </w:t>
+      </w:r>
+      <w:r>
+        <w:rPr>
+          <w:sz w:val="26"/>
+          <w:szCs w:val="26"/>
+        </w:rPr>
+        <w:t>l</w:t>
+      </w:r>
+      <w:r>
+        <w:rPr>
+          <w:sz w:val="26"/>
+          <w:szCs w:val="26"/>
+          <w:lang w:val="vi-VN"/>
+        </w:rPr>
+        <w:t xml:space="preserve">iên lạc: </w:t>
+      </w:r>
+      <w:r>
+        <w:rPr>
+          <w:sz w:val="26"/>
+          <w:szCs w:val="26"/>
+          <w:lang w:val="vi-VN"/>
+        </w:rPr>
+        <w:t>Số A12-A13 khu nhà ở Hoàng Mai, đường DT 747A, tổ 5, khu phố Uyên Hưng 7</w:t>
+      </w:r>
+      <w:r>
+        <w:rPr>
+          <w:sz w:val="26"/>
+          <w:szCs w:val="26"/>
+          <w:lang w:val="vi-VN"/>
+        </w:rPr>
+        <w:t>, phường Tân Uyên,</w:t>
+      </w:r>
+      <w:r>
+        <w:rPr>
+          <w:sz w:val="26"/>
+          <w:szCs w:val="26"/>
         </w:rPr>
         <w:t xml:space="preserve"> </w:t>
       </w:r>
+      <w:r>
+        <w:rPr>
+          <w:sz w:val="26"/>
+          <w:szCs w:val="26"/>
+          <w:lang w:val="vi-VN"/>
+        </w:rPr>
+        <w:t>Thành phố Hồ Chí Minh</w:t>
+      </w:r>
+    </w:p>
+    <w:p>
+      <w:pPr>
+        <w:spacing w:line="240" w:lineRule="auto"/>
+        <w:ind w:firstLine="360"/>
+        <w:rPr>
+          <w:sz w:val="26"/>
+          <w:szCs w:val="26"/>
+          <w:lang w:val="vi-VN"/>
+        </w:rPr>
+      </w:pPr>
+    </w:p>
+    <w:p>
+      <w:pPr>
+        <w:spacing w:line="240" w:lineRule="auto"/>
+        <w:ind w:firstLine="360"/>
+        <w:rPr>
+          <w:sz w:val="26"/>
+          <w:szCs w:val="26"/>
+          <w:lang w:val="vi-VN"/>
+        </w:rPr>
+      </w:pPr>
+      <w:r>
+        <w:rPr>
+          <w:sz w:val="26"/>
+          <w:szCs w:val="26"/>
+          <w:lang w:val="vi-VN"/>
+        </w:rPr>
+        <w:t xml:space="preserve">Họ và tên: </w:t>
+      </w:r>
+      <w:r>
+        <w:rPr>
+          <w:b/>
+          <w:sz w:val="26"/>
+          <w:szCs w:val="26"/>
+          <w:lang w:val="vi-VN"/>
+        </w:rPr>
+        <w:t>YAN, XIAOWU</w:t>
+      </w:r>
+      <w:r>
+        <w:rPr>
+          <w:sz w:val="26"/>
+          <w:szCs w:val="26"/>
+          <w:lang w:val="vi-VN"/>
+        </w:rPr>
+        <w:tab/>
+      </w:r>
+    </w:p>
+    <w:p>
+      <w:pPr>
+        <w:spacing w:line="240" w:lineRule="auto"/>
+        <w:ind w:firstLine="360"/>
+        <w:rPr>
+          <w:sz w:val="26"/>
+          <w:szCs w:val="26"/>
+        </w:rPr>
+      </w:pPr>
+      <w:r>
+        <w:rPr>
+          <w:sz w:val="26"/>
+          <w:szCs w:val="26"/>
+        </w:rPr>
+        <w:t xml:space="preserve">Chức danh: </w:t>
+      </w:r>
+      <w:r>
+        <w:rPr>
+          <w:sz w:val="26"/>
+          <w:szCs w:val="26"/>
+        </w:rPr>
+        <w:t>Phó g</w:t>
+      </w:r>
+      <w:r>
+        <w:rPr>
+          <w:sz w:val="26"/>
+          <w:szCs w:val="26"/>
+        </w:rPr>
+        <w:t>iám đốc</w:t>
+      </w:r>
+    </w:p>
+    <w:p>
+      <w:pPr>
+        <w:tabs>
+          <w:tab w:val="left" w:pos="90"/>
+        </w:tabs>
+        <w:ind w:firstLine="360"/>
+        <w:rPr>
+          <w:sz w:val="26"/>
+          <w:szCs w:val="26"/>
+        </w:rPr>
+      </w:pPr>
+      <w:r>
+        <w:rPr>
+          <w:sz w:val="26"/>
+          <w:szCs w:val="26"/>
+          <w:lang w:val="vi-VN"/>
+        </w:rPr>
+        <w:t>Giới tính: N</w:t>
+      </w:r>
+      <w:r>
+        <w:rPr>
+          <w:sz w:val="26"/>
+          <w:szCs w:val="26"/>
+        </w:rPr>
+        <w:t>am</w:t>
+      </w:r>
+    </w:p>
+    <w:p>
+      <w:pPr>
+        <w:tabs>
+          <w:tab w:val="left" w:pos="90"/>
+        </w:tabs>
+        <w:ind w:firstLine="360"/>
+        <w:rPr>
+          <w:bCs/>
+          <w:sz w:val="26"/>
+          <w:szCs w:val="26"/>
+        </w:rPr>
+      </w:pPr>
+      <w:r>
+        <w:rPr>
+          <w:sz w:val="26"/>
+          <w:szCs w:val="26"/>
+          <w:lang w:val="vi-VN"/>
+        </w:rPr>
+        <w:t xml:space="preserve">Sinh ngày: </w:t>
+      </w:r>
+      <w:r>
+        <w:rPr>
+          <w:sz w:val="26"/>
+          <w:szCs w:val="26"/>
+          <w:lang w:val="vi-VN"/>
+        </w:rPr>
+        <w:t>05/12/1987</w:t>
+      </w:r>
+      <w:r>
+        <w:rPr>
+          <w:sz w:val="26"/>
+          <w:szCs w:val="26"/>
+          <w:lang w:val="vi-VN"/>
+        </w:rPr>
+        <w:tab/>
+      </w:r>
+      <w:r>
+        <w:rPr>
+          <w:sz w:val="26"/>
+          <w:szCs w:val="26"/>
+          <w:lang w:val="vi-VN"/>
+        </w:rPr>
+        <w:tab/>
+        <w:t>Dân tộc:</w:t>
+      </w:r>
+      <w:r>
+        <w:rPr>
+          <w:bCs/>
+          <w:sz w:val="26"/>
+          <w:szCs w:val="26"/>
+          <w:lang w:val="vi-VN"/>
+        </w:rPr>
+        <w:t xml:space="preserve">  </w:t>
+      </w:r>
+    </w:p>
+    <w:p>
+      <w:pPr>
+        <w:tabs>
+          <w:tab w:val="left" w:pos="90"/>
+        </w:tabs>
+        <w:ind w:firstLine="360"/>
+        <w:rPr>
+          <w:sz w:val="26"/>
+          <w:szCs w:val="26"/>
+          <w:lang w:val="vi-VN"/>
+        </w:rPr>
+      </w:pPr>
+      <w:r>
+        <w:rPr>
+          <w:sz w:val="26"/>
+          <w:szCs w:val="26"/>
+          <w:lang w:val="vi-VN"/>
+        </w:rPr>
+        <w:t>Quốc tịch:</w:t>
+      </w:r>
+      <w:r>
+        <w:rPr>
+          <w:bCs/>
+          <w:sz w:val="26"/>
+          <w:szCs w:val="26"/>
+          <w:lang w:val="vi-VN"/>
+        </w:rPr>
+        <w:t xml:space="preserve"> </w:t>
+      </w:r>
+      <w:r>
+        <w:rPr>
+          <w:bCs/>
+          <w:sz w:val="26"/>
+          <w:szCs w:val="26"/>
+          <w:lang w:val="vi-VN"/>
+        </w:rPr>
+        <w:t>Trung Quốc</w:t>
+      </w:r>
+    </w:p>
+    <w:p>
+      <w:pPr>
+        <w:snapToGrid w:val="0"/>
+        <w:spacing w:line="240" w:lineRule="auto"/>
+        <w:ind w:firstLine="360"/>
+        <w:rPr>
+          <w:sz w:val="26"/>
+          <w:szCs w:val="26"/>
+          <w:lang w:val="vi-VN"/>
+        </w:rPr>
+      </w:pPr>
+      <w:r>
+        <w:rPr>
+          <w:sz w:val="26"/>
+          <w:szCs w:val="26"/>
+          <w:lang w:val="vi-VN"/>
+        </w:rPr>
+        <w:t xml:space="preserve">Loại giấy tờ pháp lý: </w:t>
+      </w:r>
+      <w:r>
+        <w:rPr>
+          <w:sz w:val="26"/>
+          <w:szCs w:val="26"/>
+        </w:rPr>
+        <w:t>Hộ chiếu nước ngoài</w:t>
+      </w:r>
+      <w:r>
+        <w:rPr>
+          <w:sz w:val="26"/>
+          <w:szCs w:val="26"/>
+          <w:lang w:val="vi-VN"/>
+        </w:rPr>
+        <w:t xml:space="preserve"> </w:t>
+      </w:r>
+    </w:p>
+    <w:p>
+      <w:pPr>
+        <w:spacing w:line="240" w:lineRule="auto"/>
+        <w:ind w:firstLine="360"/>
+        <w:rPr>
+          <w:bCs/>
+          <w:sz w:val="26"/>
+          <w:szCs w:val="26"/>
+          <w:lang w:val="vi-VN"/>
+        </w:rPr>
+      </w:pPr>
+      <w:r>
+        <w:rPr>
+          <w:sz w:val="26"/>
+          <w:szCs w:val="26"/>
+          <w:lang w:val="vi-VN"/>
+        </w:rPr>
+        <w:t xml:space="preserve">Số giấy tờ pháp lý: </w:t>
+      </w:r>
+      <w:r>
+        <w:rPr>
+          <w:spacing w:val="-2"/>
+          <w:sz w:val="26"/>
+          <w:szCs w:val="26"/>
+          <w:lang w:val="vi-VN"/>
+        </w:rPr>
+        <w:t>EF0984559</w:t>
+      </w:r>
+      <w:r>
+        <w:rPr>
+          <w:sz w:val="26"/>
+          <w:szCs w:val="26"/>
+          <w:lang w:val="vi-VN"/>
+        </w:rPr>
+        <w:tab/>
+      </w:r>
+      <w:r>
+        <w:rPr>
+          <w:sz w:val="26"/>
+          <w:szCs w:val="26"/>
+          <w:lang w:val="vi-VN"/>
+        </w:rPr>
+        <w:tab/>
+        <w:t>Ngày cấp</w:t>
+      </w:r>
+      <w:r>
+        <w:rPr>
+          <w:bCs/>
+          <w:sz w:val="26"/>
+          <w:szCs w:val="26"/>
+          <w:lang w:val="vi-VN"/>
+        </w:rPr>
+        <w:t xml:space="preserve">: </w:t>
+      </w:r>
+      <w:r>
+        <w:rPr>
+          <w:sz w:val="26"/>
+          <w:szCs w:val="26"/>
+          <w:lang w:val="vi"/>
+        </w:rPr>
+        <w:t>23/01/2019</w:t>
+      </w:r>
+      <w:r>
+        <w:rPr>
+          <w:bCs/>
+          <w:sz w:val="26"/>
+          <w:szCs w:val="26"/>
+          <w:lang w:val="vi-VN"/>
+        </w:rPr>
+        <w:tab/>
+      </w:r>
+    </w:p>
+    <w:p>
+      <w:pPr>
+        <w:spacing w:line="240" w:lineRule="auto"/>
+        <w:ind w:firstLine="360"/>
+        <w:rPr>
+          <w:sz w:val="26"/>
+          <w:szCs w:val="26"/>
+          <w:lang w:val="vi"/>
+        </w:rPr>
+      </w:pPr>
+      <w:r>
+        <w:rPr>
+          <w:sz w:val="26"/>
+          <w:szCs w:val="26"/>
+          <w:lang w:val="vi-VN"/>
+        </w:rPr>
+        <w:t xml:space="preserve">Nơi cấp: </w:t>
+      </w:r>
+      <w:r>
+        <w:rPr>
+          <w:sz w:val="26"/>
+          <w:szCs w:val="26"/>
+          <w:lang w:val="vi"/>
+        </w:rPr>
+        <w:t>Cục Quản lý Xuất nhập cảnh Bộ Công an Trung Quốc</w:t>
+      </w:r>
+      <w:r>
+        <w:rPr>
+          <w:sz w:val="26"/>
+          <w:szCs w:val="26"/>
+          <w:lang w:val="vi"/>
+        </w:rPr>
+        <w:t xml:space="preserve"> </w:t>
+      </w:r>
     </w:p>
     <w:p>
       <w:pPr>
@@ -2132,7 +2575,7 @@
           <w:sz w:val="26"/>
           <w:szCs w:val="26"/>
         </w:rPr>
-        <w:t>Số 1, Làng tự nhiên Xiaoyan, Ủy ban thôn Xinpu, thị trấn Wujiang, huyện He, thành phố Maanshan, tỉnh Anhui, Trung Quốc</w:t>
+        <w:t>Số 17, Tổ 4, Làng Zhixi, Thị trấn Puguang, Huyện Tuyên Hán, Tỉnh Tứ Xuyên, Trung Quốc</w:t>
       </w:r>
     </w:p>
     <w:p>
@@ -2176,8 +2619,44 @@
           <w:szCs w:val="26"/>
           <w:lang w:val="vi-VN"/>
         </w:rPr>
-        <w:t>Căn A30-A31 khu nhà ở Hoàng Mai, tổ 5, Khu Phố 7, phường Tân Uyên,Thành phố Hồ Chí Minh</w:t>
-      </w:r>
+        <w:t>Số A12-A13 khu nhà ở Hoàng Mai, đường DT 747A, tổ 5, khu phố Uyên Hưng 7</w:t>
+      </w:r>
+      <w:r>
+        <w:rPr>
+          <w:sz w:val="26"/>
+          <w:szCs w:val="26"/>
+          <w:lang w:val="vi-VN"/>
+        </w:rPr>
+        <w:t>, phường Tân Uyên,</w:t>
+      </w:r>
+      <w:r>
+        <w:rPr>
+          <w:sz w:val="26"/>
+          <w:szCs w:val="26"/>
+        </w:rPr>
+        <w:t xml:space="preserve"> </w:t>
+      </w:r>
+      <w:r>
+        <w:rPr>
+          <w:sz w:val="26"/>
+          <w:szCs w:val="26"/>
+          <w:lang w:val="vi-VN"/>
+        </w:rPr>
+        <w:t>Thành phố Hồ Chí Minh</w:t>
+      </w:r>
+    </w:p>
+    <w:p>
+      <w:pPr>
+        <w:spacing w:line="240" w:lineRule="auto"/>
+        <w:ind w:firstLine="360"/>
+        <w:rPr>
+          <w:rFonts w:eastAsia="Times New Roman"/>
+          <w:color w:val="333333"/>
+          <w:sz w:val="26"/>
+          <w:szCs w:val="26"/>
+          <w:lang w:val="vi-VN" w:eastAsia="vi-VN"/>
+        </w:rPr>
+      </w:pPr>
     </w:p>
     <w:p>
       <w:pPr>
@@ -2545,6 +3024,7 @@
           <w:szCs w:val="26"/>
           <w:lang w:val="vi-VN"/>
         </w:rPr>
+        <w:lastRenderedPageBreak/>
         <w:t>c) Thông báo kịp thời, đầy đủ, chính xác cho doanh nghiệp về doanh nghiệp mà mình, người có liên quan của mình làm chủ hoặc có cổ phần, phần vốn góp theo quy định của Luật Doanh nghiệp.</w:t>
       </w:r>
     </w:p>
@@ -2716,7 +3196,7 @@
           <w:szCs w:val="26"/>
           <w:lang w:eastAsia="zh-CN"/>
         </w:rPr>
-        <w:t>1.500.000.000</w:t>
+        <w:t>3.000.000.000</w:t>
       </w:r>
       <w:r>
         <w:rPr>
@@ -2739,14 +3219,7 @@
           <w:sz w:val="26"/>
           <w:szCs w:val="26"/>
         </w:rPr>
-        <w:t>Một tỷ năm</w:t>
-      </w:r>
-      <w:r>
-        <w:rPr>
-          <w:sz w:val="26"/>
-          <w:szCs w:val="26"/>
-        </w:rPr>
-        <w:t xml:space="preserve"> trăm triệu đồng</w:t>
+        <w:t>Ba tỷ đồng</w:t>
       </w:r>
       <w:r>
         <w:rPr>
@@ -2834,7 +3307,16 @@
           <w:szCs w:val="26"/>
           <w:lang w:eastAsia="zh-CN"/>
         </w:rPr>
-        <w:t xml:space="preserve">1.500.000.000 </w:t>
+        <w:t>3.000.000.000</w:t>
+      </w:r>
+      <w:r>
+        <w:rPr>
+          <w:rFonts w:eastAsia="Times New Roman"/>
+          <w:sz w:val="26"/>
+          <w:szCs w:val="26"/>
+          <w:lang w:eastAsia="zh-CN"/>
+        </w:rPr>
+        <w:t xml:space="preserve"> </w:t>
       </w:r>
       <w:r>
         <w:rPr>
@@ -2848,14 +3330,7 @@
           <w:sz w:val="26"/>
           <w:szCs w:val="26"/>
         </w:rPr>
-        <w:t>Một tỷ năm</w:t>
-      </w:r>
-      <w:r>
-        <w:rPr>
-          <w:sz w:val="26"/>
-          <w:szCs w:val="26"/>
-        </w:rPr>
-        <w:t xml:space="preserve"> trăm triệu đồng</w:t>
+        <w:t>Ba tỷ đồng</w:t>
       </w:r>
       <w:r>
         <w:rPr>
@@ -2864,8 +3339,6 @@
         </w:rPr>
         <w:t>)</w:t>
       </w:r>
-      <w:bookmarkStart w:id="2" w:name="_GoBack"/>
-      <w:bookmarkEnd w:id="2"/>
     </w:p>
     <w:p>
       <w:pPr>
@@ -3080,13 +3553,14 @@
           <w:lang w:val="vi-VN"/>
         </w:rPr>
       </w:pPr>
-      <w:r>
-        <w:rPr>
-          <w:sz w:val="26"/>
-          <w:szCs w:val="26"/>
-          <w:lang w:val="vi-VN"/>
-        </w:rPr>
-        <w:t xml:space="preserve">Họ và tên: </w:t>
+      <w:bookmarkStart w:id="2" w:name="_Hlk60644364"/>
+      <w:r>
+        <w:rPr>
+          <w:sz w:val="26"/>
+          <w:szCs w:val="26"/>
+          <w:lang w:val="vi-VN"/>
+        </w:rPr>
+        <w:t xml:space="preserve">Ông/Bà: </w:t>
       </w:r>
       <w:r>
         <w:rPr>
@@ -3095,7 +3569,35 @@
           <w:szCs w:val="26"/>
           <w:lang w:val="vi-VN"/>
         </w:rPr>
-        <w:t>NGUYỄN THỊ LỆ</w:t>
+        <w:t>NGUYỄN NGỌC TRANH</w:t>
+      </w:r>
+    </w:p>
+    <w:p>
+      <w:pPr>
+        <w:snapToGrid w:val="0"/>
+        <w:spacing w:line="240" w:lineRule="auto"/>
+        <w:ind w:firstLine="360"/>
+        <w:rPr>
+          <w:sz w:val="26"/>
+          <w:szCs w:val="26"/>
+          <w:lang w:val="vi-VN"/>
+        </w:rPr>
+      </w:pPr>
+      <w:r>
+        <w:rPr>
+          <w:sz w:val="26"/>
+          <w:szCs w:val="26"/>
+          <w:lang w:val="vi-VN"/>
+        </w:rPr>
+        <w:t xml:space="preserve">Sinh ngày: </w:t>
+      </w:r>
+      <w:r>
+        <w:rPr>
+          <w:sz w:val="26"/>
+          <w:szCs w:val="26"/>
+          <w:lang w:val="vi-VN"/>
+        </w:rPr>
+        <w:t>04/03/1983</w:t>
       </w:r>
       <w:r>
         <w:rPr>
@@ -3105,180 +3607,68 @@
         </w:rPr>
         <w:tab/>
       </w:r>
-      <w:bookmarkStart w:id="3" w:name="_Hlk60644364"/>
-    </w:p>
-    <w:p>
-      <w:pPr>
-        <w:tabs>
-          <w:tab w:val="left" w:pos="90"/>
-        </w:tabs>
-        <w:ind w:firstLine="360"/>
-        <w:rPr>
-          <w:sz w:val="26"/>
-          <w:szCs w:val="26"/>
-        </w:rPr>
-      </w:pPr>
-      <w:r>
-        <w:rPr>
-          <w:sz w:val="26"/>
-          <w:szCs w:val="26"/>
-          <w:lang w:val="vi-VN"/>
-        </w:rPr>
-        <w:t>Giới tính: N</w:t>
-      </w:r>
-      <w:r>
-        <w:rPr>
-          <w:sz w:val="26"/>
-          <w:szCs w:val="26"/>
-        </w:rPr>
-        <w:t>ữ</w:t>
-      </w:r>
-    </w:p>
-    <w:p>
-      <w:pPr>
-        <w:tabs>
-          <w:tab w:val="left" w:pos="90"/>
-        </w:tabs>
-        <w:ind w:firstLine="360"/>
-        <w:rPr>
-          <w:bCs/>
-          <w:sz w:val="26"/>
-          <w:szCs w:val="26"/>
-        </w:rPr>
-      </w:pPr>
-      <w:r>
-        <w:rPr>
-          <w:sz w:val="26"/>
-          <w:szCs w:val="26"/>
-          <w:lang w:val="vi-VN"/>
-        </w:rPr>
-        <w:t xml:space="preserve">Sinh ngày: </w:t>
-      </w:r>
-      <w:r>
-        <w:rPr>
-          <w:sz w:val="26"/>
-          <w:szCs w:val="26"/>
-          <w:lang w:val="vi-VN"/>
-        </w:rPr>
-        <w:t>24/01/1987</w:t>
-      </w:r>
-      <w:r>
-        <w:rPr>
-          <w:sz w:val="26"/>
-          <w:szCs w:val="26"/>
-          <w:lang w:val="vi-VN"/>
-        </w:rPr>
-        <w:tab/>
-      </w:r>
-      <w:r>
-        <w:rPr>
-          <w:sz w:val="26"/>
-          <w:szCs w:val="26"/>
-          <w:lang w:val="vi-VN"/>
-        </w:rPr>
-        <w:tab/>
-        <w:t>Dân tộc:</w:t>
-      </w:r>
-      <w:r>
-        <w:rPr>
-          <w:bCs/>
+    </w:p>
+    <w:p>
+      <w:pPr>
+        <w:snapToGrid w:val="0"/>
+        <w:spacing w:line="240" w:lineRule="auto"/>
+        <w:ind w:firstLine="360"/>
+        <w:rPr>
+          <w:sz w:val="26"/>
+          <w:szCs w:val="26"/>
+        </w:rPr>
+      </w:pPr>
+      <w:r>
+        <w:rPr>
+          <w:sz w:val="26"/>
+          <w:szCs w:val="26"/>
+        </w:rPr>
+        <w:t>Giới tính: Nam</w:t>
+      </w:r>
+    </w:p>
+    <w:p>
+      <w:pPr>
+        <w:snapToGrid w:val="0"/>
+        <w:spacing w:line="240" w:lineRule="auto"/>
+        <w:ind w:firstLine="360"/>
+        <w:rPr>
+          <w:sz w:val="26"/>
+          <w:szCs w:val="26"/>
+          <w:lang w:val="vi-VN"/>
+        </w:rPr>
+      </w:pPr>
+      <w:r>
+        <w:rPr>
+          <w:sz w:val="26"/>
+          <w:szCs w:val="26"/>
+          <w:lang w:val="vi-VN"/>
+        </w:rPr>
+        <w:t xml:space="preserve">Loại giấy tờ pháp lý: </w:t>
+      </w:r>
+      <w:r>
+        <w:rPr>
+          <w:sz w:val="26"/>
+          <w:szCs w:val="26"/>
+          <w:lang w:val="vi-VN"/>
+        </w:rPr>
+        <w:t>Căn</w:t>
+      </w:r>
+      <w:r>
+        <w:rPr>
+          <w:sz w:val="26"/>
+          <w:szCs w:val="26"/>
+          <w:lang w:val="vi-VN"/>
+        </w:rPr>
+        <w:t xml:space="preserve"> cước công dân</w:t>
+      </w:r>
+      <w:r>
+        <w:rPr>
           <w:sz w:val="26"/>
           <w:szCs w:val="26"/>
           <w:lang w:val="vi-VN"/>
         </w:rPr>
         <w:t xml:space="preserve"> </w:t>
       </w:r>
-      <w:r>
-        <w:rPr>
-          <w:bCs/>
-          <w:sz w:val="26"/>
-          <w:szCs w:val="26"/>
-          <w:lang w:val="vi-VN"/>
-        </w:rPr>
-        <w:t xml:space="preserve"> </w:t>
-      </w:r>
-      <w:r>
-        <w:rPr>
-          <w:bCs/>
-          <w:sz w:val="26"/>
-          <w:szCs w:val="26"/>
-        </w:rPr>
-        <w:t>Kinh</w:t>
-      </w:r>
-    </w:p>
-    <w:p>
-      <w:pPr>
-        <w:tabs>
-          <w:tab w:val="left" w:pos="90"/>
-        </w:tabs>
-        <w:ind w:firstLine="360"/>
-        <w:rPr>
-          <w:sz w:val="26"/>
-          <w:szCs w:val="26"/>
-          <w:lang w:val="vi-VN"/>
-        </w:rPr>
-      </w:pPr>
-      <w:r>
-        <w:rPr>
-          <w:sz w:val="26"/>
-          <w:szCs w:val="26"/>
-          <w:lang w:val="vi-VN"/>
-        </w:rPr>
-        <w:t>Quốc tịch:</w:t>
-      </w:r>
-      <w:r>
-        <w:rPr>
-          <w:bCs/>
-          <w:sz w:val="26"/>
-          <w:szCs w:val="26"/>
-          <w:lang w:val="vi-VN"/>
-        </w:rPr>
-        <w:t xml:space="preserve"> Việt Nam</w:t>
-      </w:r>
-    </w:p>
-    <w:p>
-      <w:pPr>
-        <w:snapToGrid w:val="0"/>
-        <w:spacing w:line="240" w:lineRule="auto"/>
-        <w:ind w:firstLine="360"/>
-        <w:rPr>
-          <w:sz w:val="26"/>
-          <w:szCs w:val="26"/>
-          <w:lang w:val="vi-VN"/>
-        </w:rPr>
-      </w:pPr>
-      <w:r>
-        <w:rPr>
-          <w:sz w:val="26"/>
-          <w:szCs w:val="26"/>
-          <w:lang w:val="vi-VN"/>
-        </w:rPr>
-        <w:t xml:space="preserve">Loại giấy tờ pháp lý: </w:t>
-      </w:r>
-      <w:r>
-        <w:rPr>
-          <w:sz w:val="26"/>
-          <w:szCs w:val="26"/>
-          <w:lang w:val="vi-VN"/>
-        </w:rPr>
-        <w:t>Căn</w:t>
-      </w:r>
-      <w:r>
-        <w:rPr>
-          <w:sz w:val="26"/>
-          <w:szCs w:val="26"/>
-          <w:lang w:val="vi-VN"/>
-        </w:rPr>
-        <w:t xml:space="preserve"> cước công dân</w:t>
-      </w:r>
-      <w:r>
-        <w:rPr>
-          <w:sz w:val="26"/>
-          <w:szCs w:val="26"/>
-          <w:lang w:val="vi-VN"/>
-        </w:rPr>
-        <w:t xml:space="preserve"> </w:t>
-      </w:r>
     </w:p>
     <w:p>
       <w:pPr>
@@ -3306,7 +3696,7 @@
           <w:szCs w:val="26"/>
           <w:lang w:val="vi-VN"/>
         </w:rPr>
-        <w:t>074187005581</w:t>
+        <w:t>074083002120</w:t>
       </w:r>
       <w:r>
         <w:rPr>
@@ -3340,7 +3730,7 @@
           <w:szCs w:val="26"/>
           <w:lang w:val="vi"/>
         </w:rPr>
-        <w:t>12/01/2022</w:t>
+        <w:t>19/04/2021</w:t>
       </w:r>
       <w:r>
         <w:rPr>
@@ -3378,40 +3768,71 @@
         </w:rPr>
         <w:t>Cục cảnh sát quản lý  hành chính về trật tự xã hội</w:t>
       </w:r>
-      <w:r>
-        <w:rPr>
-          <w:sz w:val="26"/>
-          <w:szCs w:val="26"/>
-          <w:lang w:val="vi-VN"/>
+    </w:p>
+    <w:p>
+      <w:pPr>
+        <w:spacing w:line="240" w:lineRule="auto"/>
+        <w:ind w:firstLine="360"/>
+        <w:rPr>
+          <w:sz w:val="26"/>
+          <w:szCs w:val="26"/>
+          <w:lang w:val="vi-VN"/>
+        </w:rPr>
+      </w:pPr>
+      <w:r>
+        <w:rPr>
+          <w:sz w:val="26"/>
+          <w:szCs w:val="26"/>
+          <w:lang w:val="vi-VN"/>
+        </w:rPr>
+        <w:t xml:space="preserve">Địa chỉ Thường trú: </w:t>
+      </w:r>
+      <w:r>
+        <w:rPr>
+          <w:sz w:val="26"/>
+          <w:szCs w:val="26"/>
+          <w:lang w:val="vi-VN"/>
+        </w:rPr>
+        <w:t>tổ 1, tân an</w:t>
+      </w:r>
+      <w:r>
+        <w:rPr>
+          <w:sz w:val="26"/>
+          <w:szCs w:val="26"/>
+          <w:lang w:val="vi-VN"/>
+        </w:rPr>
+        <w:t xml:space="preserve">, </w:t>
+      </w:r>
+      <w:r>
+        <w:rPr>
+          <w:sz w:val="26"/>
+          <w:szCs w:val="26"/>
+          <w:lang w:val="vi-VN"/>
+        </w:rPr>
+        <w:t>Phường Tân Khánh</w:t>
+      </w:r>
+      <w:r>
+        <w:rPr>
+          <w:sz w:val="26"/>
+          <w:szCs w:val="26"/>
+          <w:lang w:val="vi-VN"/>
+        </w:rPr>
+        <w:t>,</w:t>
+      </w:r>
+      <w:r>
+        <w:rPr>
+          <w:sz w:val="26"/>
+          <w:szCs w:val="26"/>
         </w:rPr>
         <w:t xml:space="preserve"> </w:t>
       </w:r>
-    </w:p>
-    <w:p>
-      <w:pPr>
-        <w:spacing w:line="240" w:lineRule="auto"/>
-        <w:ind w:firstLine="360"/>
-        <w:rPr>
-          <w:sz w:val="26"/>
-          <w:szCs w:val="26"/>
-          <w:lang w:val="vi-VN"/>
-        </w:rPr>
-      </w:pPr>
-      <w:r>
-        <w:rPr>
-          <w:sz w:val="26"/>
-          <w:szCs w:val="26"/>
-          <w:lang w:val="vi-VN"/>
-        </w:rPr>
-        <w:t xml:space="preserve">Địa chỉ Thường trú: </w:t>
-      </w:r>
-      <w:r>
-        <w:rPr>
-          <w:sz w:val="26"/>
-          <w:szCs w:val="26"/>
-          <w:lang w:val="vi-VN"/>
-        </w:rPr>
-        <w:t>Tổ 8A, Khu Phố 4, Xã bắc Tân Uyên,Thành phố Hồ Chí Minh</w:t>
+      <w:r>
+        <w:rPr>
+          <w:sz w:val="26"/>
+          <w:szCs w:val="26"/>
+          <w:lang w:val="vi-VN"/>
+        </w:rPr>
+        <w:t>Thành phố Hồ Chí Minh</w:t>
       </w:r>
     </w:p>
     <w:p>
@@ -3440,7 +3861,46 @@
           <w:szCs w:val="26"/>
           <w:lang w:val="vi-VN"/>
         </w:rPr>
-        <w:t>Tổ 8A, Khu Phố 4, Xã bắc Tân Uyên,Thành phố Hồ Chí Minh</w:t>
+        <w:t>tổ 1, tân an</w:t>
+      </w:r>
+      <w:r>
+        <w:rPr>
+          <w:sz w:val="26"/>
+          <w:szCs w:val="26"/>
+          <w:lang w:val="vi-VN"/>
+        </w:rPr>
+        <w:t xml:space="preserve">, </w:t>
+      </w:r>
+      <w:r>
+        <w:rPr>
+          <w:sz w:val="26"/>
+          <w:szCs w:val="26"/>
+          <w:lang w:val="vi-VN"/>
+        </w:rPr>
+        <w:t>Phường Tân Khánh</w:t>
+      </w:r>
+      <w:r>
+        <w:rPr>
+          <w:sz w:val="26"/>
+          <w:szCs w:val="26"/>
+          <w:lang w:val="vi-VN"/>
+        </w:rPr>
+        <w:t>,</w:t>
+      </w:r>
+      <w:r>
+        <w:rPr>
+          <w:sz w:val="26"/>
+          <w:szCs w:val="26"/>
+        </w:rPr>
+        <w:t xml:space="preserve"> </w:t>
+      </w:r>
+      <w:r>
+        <w:rPr>
+          <w:sz w:val="26"/>
+          <w:szCs w:val="26"/>
+          <w:lang w:val="vi-VN"/>
+        </w:rPr>
+        <w:t>Thành phố Hồ Chí Minh</w:t>
       </w:r>
     </w:p>
     <w:p>
@@ -3522,6 +3982,7 @@
           <w:szCs w:val="26"/>
           <w:lang w:val="vi-VN"/>
         </w:rPr>
+        <w:lastRenderedPageBreak/>
         <w:t xml:space="preserve">3. Trường </w:t>
       </w:r>
       <w:r>
@@ -3606,7 +4067,7 @@
         <w:t>của chủ sở hữu công ty</w:t>
       </w:r>
     </w:p>
-    <w:bookmarkEnd w:id="3"/>
+    <w:bookmarkEnd w:id="2"/>
     <w:p>
       <w:pPr>
         <w:spacing w:line="240" w:lineRule="auto"/>
@@ -3678,7 +4139,6 @@
           <w:szCs w:val="26"/>
           <w:lang w:val="vi-VN"/>
         </w:rPr>
-        <w:lastRenderedPageBreak/>
         <w:t>2. Quyết định tăng vốn điều lệ của công ty; chuyển nhượng một phần hoặc toàn bộ vốn điều lệ của công ty cho tổ chức, cá nhân khác; quyết định phát hành trái phiếu;</w:t>
       </w:r>
     </w:p>
@@ -3869,7 +4329,7 @@
           <w:lang w:val="vi-VN"/>
         </w:rPr>
       </w:pPr>
-      <w:bookmarkStart w:id="4" w:name="_Toc115580063"/>
+      <w:bookmarkStart w:id="3" w:name="_Toc115580063"/>
       <w:r>
         <w:rPr>
           <w:color w:val="000000"/>
@@ -4044,6 +4504,7 @@
           <w:szCs w:val="26"/>
           <w:lang w:val="vi-VN"/>
         </w:rPr>
+        <w:lastRenderedPageBreak/>
         <w:t xml:space="preserve">7. Nghĩa vụ khác theo quy định của </w:t>
       </w:r>
       <w:r>
@@ -4066,7 +4527,7 @@
         </w:rPr>
         <w:t xml:space="preserve"> và Điều lệ công ty</w:t>
       </w:r>
-      <w:bookmarkEnd w:id="4"/>
+      <w:bookmarkEnd w:id="3"/>
       <w:r>
         <w:rPr>
           <w:color w:val="000000"/>
@@ -4205,7 +4666,7 @@
           <w:lang w:val="vi-VN"/>
         </w:rPr>
       </w:pPr>
-      <w:bookmarkStart w:id="5" w:name="_Hlk60645860"/>
+      <w:bookmarkStart w:id="4" w:name="_Hlk60645860"/>
       <w:r>
         <w:rPr>
           <w:color w:val="000000"/>
@@ -4370,679 +4831,679 @@
         <w:rPr>
           <w:rFonts w:ascii="Times New Roman" w:hAnsi="Times New Roman"/>
         </w:rPr>
+        <w:t>Điều 1</w:t>
+      </w:r>
+      <w:r>
+        <w:rPr>
+          <w:rFonts w:ascii="Times New Roman" w:hAnsi="Times New Roman"/>
+        </w:rPr>
+        <w:t>0</w:t>
+      </w:r>
+      <w:r>
+        <w:rPr>
+          <w:rFonts w:ascii="Times New Roman" w:hAnsi="Times New Roman"/>
+        </w:rPr>
+        <w:t>. Chủ tịch công ty</w:t>
+      </w:r>
+    </w:p>
+    <w:p>
+      <w:pPr>
+        <w:spacing w:line="240" w:lineRule="auto"/>
+        <w:ind w:firstLine="360"/>
+        <w:rPr>
+          <w:bCs/>
+          <w:sz w:val="26"/>
+          <w:szCs w:val="26"/>
+          <w:lang w:val="vi-VN"/>
+        </w:rPr>
+      </w:pPr>
+      <w:r>
+        <w:rPr>
+          <w:bCs/>
+          <w:sz w:val="26"/>
+          <w:szCs w:val="26"/>
+          <w:lang w:val="vi-VN"/>
+        </w:rPr>
+        <w:t>1. Chủ tịch công ty nhân danh chủ sở hữu công ty thực hiện quyền và nghĩa vụ của chủ sở hữu công ty; nhân danh công ty thực hiện quyền và nghĩa vụ của công ty, trừ quyền và nghĩa vụ của Giám đốc</w:t>
+      </w:r>
+      <w:r>
+        <w:rPr>
+          <w:bCs/>
+          <w:sz w:val="26"/>
+          <w:szCs w:val="26"/>
+          <w:lang w:val="vi-VN"/>
+        </w:rPr>
+        <w:t xml:space="preserve"> (hoặc Tổng giám đốc)</w:t>
+      </w:r>
+      <w:r>
+        <w:rPr>
+          <w:bCs/>
+          <w:sz w:val="26"/>
+          <w:szCs w:val="26"/>
+          <w:lang w:val="vi-VN"/>
+        </w:rPr>
+        <w:t>; chịu trách nhiệm trước pháp luật và chủ sở hữu công ty về việc thực hiện quyền và nghĩa vụ được giao theo quy định của Điều lệ công ty, Luật Doanh nghiệp và quy định khác của pháp luật có liên quan.</w:t>
+      </w:r>
+    </w:p>
+    <w:p>
+      <w:pPr>
+        <w:spacing w:line="240" w:lineRule="auto"/>
+        <w:ind w:firstLine="360"/>
+        <w:rPr>
+          <w:bCs/>
+          <w:sz w:val="26"/>
+          <w:szCs w:val="26"/>
+          <w:lang w:val="vi-VN"/>
+        </w:rPr>
+      </w:pPr>
+      <w:r>
+        <w:rPr>
+          <w:bCs/>
+          <w:sz w:val="26"/>
+          <w:szCs w:val="26"/>
+          <w:lang w:val="vi-VN"/>
+        </w:rPr>
+        <w:t>2. Quyền, nghĩa vụ và chế độ làm việc của Chủ tịch công ty được thực hiện theo quy định tại Điều lệ công ty, Luật Doanh nghiệp và quy định khác của pháp luật có liên quan.</w:t>
+      </w:r>
+    </w:p>
+    <w:p>
+      <w:pPr>
+        <w:spacing w:line="240" w:lineRule="auto"/>
+        <w:ind w:firstLine="360"/>
+        <w:rPr>
+          <w:bCs/>
+          <w:sz w:val="26"/>
+          <w:szCs w:val="26"/>
+          <w:lang w:val="vi-VN"/>
+        </w:rPr>
+      </w:pPr>
+      <w:r>
+        <w:rPr>
+          <w:bCs/>
+          <w:sz w:val="26"/>
+          <w:szCs w:val="26"/>
+          <w:lang w:val="vi-VN"/>
+        </w:rPr>
+        <w:t>3. Quyết định của Chủ tịch công ty về thực hiện quyền và nghĩa vụ của chủ sở hữu công ty có hiệu lực kể từ ngày được chủ sở hữu công ty phê duyệt.</w:t>
+      </w:r>
+    </w:p>
+    <w:p>
+      <w:pPr>
+        <w:spacing w:line="240" w:lineRule="auto"/>
+        <w:ind w:firstLine="360"/>
+        <w:rPr>
+          <w:bCs/>
+          <w:sz w:val="26"/>
+          <w:szCs w:val="26"/>
+          <w:lang w:val="vi-VN"/>
+        </w:rPr>
+      </w:pPr>
+    </w:p>
+    <w:p>
+      <w:pPr>
+        <w:pStyle w:val="Heading3"/>
+        <w:ind w:firstLine="360"/>
+        <w:rPr>
+          <w:rFonts w:ascii="Times New Roman" w:hAnsi="Times New Roman"/>
+          <w:lang w:val="vi-VN"/>
+        </w:rPr>
+      </w:pPr>
+      <w:r>
+        <w:rPr>
+          <w:rFonts w:ascii="Times New Roman" w:hAnsi="Times New Roman"/>
+          <w:lang w:val="vi-VN"/>
+        </w:rPr>
+        <w:t>Điều 1</w:t>
+      </w:r>
+      <w:r>
+        <w:rPr>
+          <w:rFonts w:ascii="Times New Roman" w:hAnsi="Times New Roman"/>
+        </w:rPr>
+        <w:t>1</w:t>
+      </w:r>
+      <w:r>
+        <w:rPr>
+          <w:rFonts w:ascii="Times New Roman" w:hAnsi="Times New Roman"/>
+          <w:lang w:val="vi-VN"/>
+        </w:rPr>
+        <w:t xml:space="preserve">. Giám đốc </w:t>
+      </w:r>
+      <w:r>
+        <w:rPr>
+          <w:rFonts w:ascii="Times New Roman" w:hAnsi="Times New Roman"/>
+        </w:rPr>
+        <w:t>(hoặc Tổng giám đốc)</w:t>
+      </w:r>
+    </w:p>
+    <w:p>
+      <w:pPr>
+        <w:spacing w:line="240" w:lineRule="auto"/>
+        <w:ind w:firstLine="360"/>
+        <w:rPr>
+          <w:bCs/>
+          <w:sz w:val="26"/>
+          <w:szCs w:val="26"/>
+          <w:lang w:val="vi-VN"/>
+        </w:rPr>
+      </w:pPr>
+      <w:r>
+        <w:rPr>
+          <w:bCs/>
+          <w:sz w:val="26"/>
+          <w:szCs w:val="26"/>
+          <w:lang w:val="vi-VN"/>
+        </w:rPr>
+        <w:t xml:space="preserve">1. Chủ tịch công ty bổ nhiệm hoặc thuê Giám đốc </w:t>
+      </w:r>
+      <w:r>
+        <w:rPr>
+          <w:bCs/>
+          <w:sz w:val="26"/>
+          <w:szCs w:val="26"/>
+          <w:lang w:val="vi-VN"/>
+        </w:rPr>
+        <w:t xml:space="preserve">(hoặc Tổng giám đốc) </w:t>
+      </w:r>
+      <w:r>
+        <w:rPr>
+          <w:bCs/>
+          <w:sz w:val="26"/>
+          <w:szCs w:val="26"/>
+          <w:lang w:val="vi-VN"/>
+        </w:rPr>
+        <w:t xml:space="preserve">với nhiệm kỳ không quá 05 năm để điều hành hoạt động kinh doanh hằng ngày của công ty. Giám đốc </w:t>
+      </w:r>
+      <w:r>
+        <w:rPr>
+          <w:bCs/>
+          <w:sz w:val="26"/>
+          <w:szCs w:val="26"/>
+          <w:lang w:val="vi-VN"/>
+        </w:rPr>
+        <w:t xml:space="preserve">(hoặc Tổng giám đốc) </w:t>
+      </w:r>
+      <w:r>
+        <w:rPr>
+          <w:bCs/>
+          <w:sz w:val="26"/>
+          <w:szCs w:val="26"/>
+          <w:lang w:val="vi-VN"/>
+        </w:rPr>
+        <w:t>chịu trách nhiệm trước pháp luật và Chủ tịch công ty về việc thực hiện quyền và nghĩa vụ của mình. Chủ tịch công ty có thể kiêm Giám đốc</w:t>
+      </w:r>
+      <w:r>
+        <w:rPr>
+          <w:bCs/>
+          <w:sz w:val="26"/>
+          <w:szCs w:val="26"/>
+          <w:lang w:val="vi-VN"/>
+        </w:rPr>
+        <w:t xml:space="preserve"> (hoặc Tổng giám đốc</w:t>
+      </w:r>
+      <w:r>
+        <w:rPr>
+          <w:bCs/>
+          <w:sz w:val="26"/>
+          <w:szCs w:val="26"/>
+          <w:lang w:val="vi-VN"/>
+        </w:rPr>
+        <w:t>)</w:t>
+      </w:r>
+      <w:r>
+        <w:rPr>
+          <w:bCs/>
+          <w:sz w:val="26"/>
+          <w:szCs w:val="26"/>
+          <w:lang w:val="vi-VN"/>
+        </w:rPr>
+        <w:t>.</w:t>
+      </w:r>
+    </w:p>
+    <w:p>
+      <w:pPr>
+        <w:spacing w:line="240" w:lineRule="auto"/>
+        <w:ind w:firstLine="360"/>
+        <w:rPr>
+          <w:bCs/>
+          <w:sz w:val="26"/>
+          <w:szCs w:val="26"/>
+          <w:lang w:val="vi-VN"/>
+        </w:rPr>
+      </w:pPr>
+      <w:r>
+        <w:rPr>
+          <w:bCs/>
+          <w:sz w:val="26"/>
+          <w:szCs w:val="26"/>
+          <w:lang w:val="vi-VN"/>
+        </w:rPr>
+        <w:t xml:space="preserve">2. Giám đốc </w:t>
+      </w:r>
+      <w:r>
+        <w:rPr>
+          <w:bCs/>
+          <w:sz w:val="26"/>
+          <w:szCs w:val="26"/>
+          <w:lang w:val="vi-VN"/>
+        </w:rPr>
+        <w:t xml:space="preserve">(hoặc Tổng giám đốc) </w:t>
+      </w:r>
+      <w:r>
+        <w:rPr>
+          <w:bCs/>
+          <w:sz w:val="26"/>
+          <w:szCs w:val="26"/>
+          <w:lang w:val="vi-VN"/>
+        </w:rPr>
+        <w:t>có quyền và nghĩa vụ sau đây:</w:t>
+      </w:r>
+    </w:p>
+    <w:p>
+      <w:pPr>
+        <w:spacing w:line="240" w:lineRule="auto"/>
+        <w:ind w:firstLine="360"/>
+        <w:rPr>
+          <w:bCs/>
+          <w:sz w:val="26"/>
+          <w:szCs w:val="26"/>
+          <w:lang w:val="vi-VN"/>
+        </w:rPr>
+      </w:pPr>
+      <w:r>
+        <w:rPr>
+          <w:bCs/>
+          <w:sz w:val="26"/>
+          <w:szCs w:val="26"/>
+          <w:lang w:val="vi-VN"/>
+        </w:rPr>
+        <w:t>a) Tổ chức thực hiện nghị quyết, quyết định của Chủ tịch công ty;</w:t>
+      </w:r>
+    </w:p>
+    <w:p>
+      <w:pPr>
+        <w:spacing w:line="240" w:lineRule="auto"/>
+        <w:ind w:firstLine="360"/>
+        <w:rPr>
+          <w:bCs/>
+          <w:sz w:val="26"/>
+          <w:szCs w:val="26"/>
+          <w:lang w:val="vi-VN"/>
+        </w:rPr>
+      </w:pPr>
+      <w:r>
+        <w:rPr>
+          <w:bCs/>
+          <w:sz w:val="26"/>
+          <w:szCs w:val="26"/>
+          <w:lang w:val="vi-VN"/>
+        </w:rPr>
+        <w:t>b) Quyết định các vấn đề liên quan đ</w:t>
+      </w:r>
+      <w:r>
+        <w:rPr>
+          <w:bCs/>
+          <w:sz w:val="26"/>
+          <w:szCs w:val="26"/>
+          <w:lang w:val="vi-VN"/>
+        </w:rPr>
+        <w:t>ế</w:t>
+      </w:r>
+      <w:r>
+        <w:rPr>
+          <w:bCs/>
+          <w:sz w:val="26"/>
+          <w:szCs w:val="26"/>
+          <w:lang w:val="vi-VN"/>
+        </w:rPr>
+        <w:t>n hoạt động kinh doanh hằng ngày của côn</w:t>
+      </w:r>
+      <w:r>
+        <w:rPr>
+          <w:bCs/>
+          <w:sz w:val="26"/>
+          <w:szCs w:val="26"/>
+          <w:lang w:val="vi-VN"/>
+        </w:rPr>
+        <w:t xml:space="preserve">g </w:t>
+      </w:r>
+      <w:r>
+        <w:rPr>
+          <w:bCs/>
+          <w:sz w:val="26"/>
+          <w:szCs w:val="26"/>
+          <w:lang w:val="vi-VN"/>
+        </w:rPr>
+        <w:t>ty;</w:t>
+      </w:r>
+    </w:p>
+    <w:p>
+      <w:pPr>
+        <w:spacing w:line="240" w:lineRule="auto"/>
+        <w:ind w:firstLine="360"/>
+        <w:rPr>
+          <w:bCs/>
+          <w:sz w:val="26"/>
+          <w:szCs w:val="26"/>
+          <w:lang w:val="vi-VN"/>
+        </w:rPr>
+      </w:pPr>
+      <w:r>
+        <w:rPr>
+          <w:bCs/>
+          <w:sz w:val="26"/>
+          <w:szCs w:val="26"/>
+          <w:lang w:val="vi-VN"/>
+        </w:rPr>
+        <w:t>c) Tổ chức thực hiện kế hoạch kinh doanh và phương án đầu tư của công ty;</w:t>
+      </w:r>
+    </w:p>
+    <w:p>
+      <w:pPr>
+        <w:spacing w:line="240" w:lineRule="auto"/>
+        <w:ind w:firstLine="360"/>
+        <w:rPr>
+          <w:bCs/>
+          <w:sz w:val="26"/>
+          <w:szCs w:val="26"/>
+          <w:lang w:val="vi-VN"/>
+        </w:rPr>
+      </w:pPr>
+      <w:r>
+        <w:rPr>
+          <w:bCs/>
+          <w:sz w:val="26"/>
+          <w:szCs w:val="26"/>
+          <w:lang w:val="vi-VN"/>
+        </w:rPr>
+        <w:t>d) Ban hành quy chế quản lý nội bộ của công ty;</w:t>
+      </w:r>
+    </w:p>
+    <w:p>
+      <w:pPr>
+        <w:spacing w:line="240" w:lineRule="auto"/>
+        <w:ind w:firstLine="360"/>
+        <w:rPr>
+          <w:bCs/>
+          <w:sz w:val="26"/>
+          <w:szCs w:val="26"/>
+          <w:lang w:val="vi-VN"/>
+        </w:rPr>
+      </w:pPr>
+      <w:r>
+        <w:rPr>
+          <w:bCs/>
+          <w:sz w:val="26"/>
+          <w:szCs w:val="26"/>
+          <w:lang w:val="vi-VN"/>
+        </w:rPr>
+        <w:t>đ) Bổ nhiệm, miễn nhiệm, bãi nhiệm người quản lý công ty, trừ các chức danh thuộc thẩm quyền của Chủ tịch công ty;</w:t>
+      </w:r>
+    </w:p>
+    <w:p>
+      <w:pPr>
+        <w:spacing w:line="240" w:lineRule="auto"/>
+        <w:ind w:firstLine="360"/>
+        <w:rPr>
+          <w:bCs/>
+          <w:sz w:val="26"/>
+          <w:szCs w:val="26"/>
+          <w:lang w:val="vi-VN"/>
+        </w:rPr>
+      </w:pPr>
+      <w:r>
+        <w:rPr>
+          <w:bCs/>
+          <w:sz w:val="26"/>
+          <w:szCs w:val="26"/>
+          <w:lang w:val="vi-VN"/>
+        </w:rPr>
         <w:lastRenderedPageBreak/>
+        <w:t>e) Ký hợp đồng nhân danh công ty, trừ trường hợp thuộc thẩm quyền của Chủ tịch công ty;</w:t>
+      </w:r>
+    </w:p>
+    <w:p>
+      <w:pPr>
+        <w:spacing w:line="240" w:lineRule="auto"/>
+        <w:ind w:firstLine="360"/>
+        <w:rPr>
+          <w:bCs/>
+          <w:sz w:val="26"/>
+          <w:szCs w:val="26"/>
+          <w:lang w:val="vi-VN"/>
+        </w:rPr>
+      </w:pPr>
+      <w:r>
+        <w:rPr>
+          <w:bCs/>
+          <w:sz w:val="26"/>
+          <w:szCs w:val="26"/>
+          <w:lang w:val="vi-VN"/>
+        </w:rPr>
+        <w:t>g) Kiến nghị phương án cơ cấu tổ chức công ty;</w:t>
+      </w:r>
+    </w:p>
+    <w:p>
+      <w:pPr>
+        <w:spacing w:line="240" w:lineRule="auto"/>
+        <w:ind w:firstLine="360"/>
+        <w:rPr>
+          <w:bCs/>
+          <w:sz w:val="26"/>
+          <w:szCs w:val="26"/>
+          <w:lang w:val="vi-VN"/>
+        </w:rPr>
+      </w:pPr>
+      <w:r>
+        <w:rPr>
+          <w:bCs/>
+          <w:sz w:val="26"/>
+          <w:szCs w:val="26"/>
+          <w:lang w:val="vi-VN"/>
+        </w:rPr>
+        <w:t>h) Trình báo cáo tài chính hằng năm lên Chủ tịch công ty;</w:t>
+      </w:r>
+    </w:p>
+    <w:p>
+      <w:pPr>
+        <w:spacing w:line="240" w:lineRule="auto"/>
+        <w:ind w:firstLine="360"/>
+        <w:rPr>
+          <w:bCs/>
+          <w:sz w:val="26"/>
+          <w:szCs w:val="26"/>
+          <w:lang w:val="vi-VN"/>
+        </w:rPr>
+      </w:pPr>
+      <w:r>
+        <w:rPr>
+          <w:bCs/>
+          <w:sz w:val="26"/>
+          <w:szCs w:val="26"/>
+          <w:lang w:val="vi-VN"/>
+        </w:rPr>
+        <w:t>i) Kiến nghị phương án sử dụng lợi nhuận hoặc xử lý lỗ trong kinh doanh;</w:t>
+      </w:r>
+    </w:p>
+    <w:p>
+      <w:pPr>
+        <w:spacing w:line="240" w:lineRule="auto"/>
+        <w:ind w:firstLine="360"/>
+        <w:rPr>
+          <w:bCs/>
+          <w:sz w:val="26"/>
+          <w:szCs w:val="26"/>
+          <w:lang w:val="vi-VN"/>
+        </w:rPr>
+      </w:pPr>
+      <w:r>
+        <w:rPr>
+          <w:bCs/>
+          <w:sz w:val="26"/>
+          <w:szCs w:val="26"/>
+          <w:lang w:val="vi-VN"/>
+        </w:rPr>
+        <w:t>k) Tuyển dụng lao động; .</w:t>
+      </w:r>
+    </w:p>
+    <w:p>
+      <w:pPr>
+        <w:spacing w:line="240" w:lineRule="auto"/>
+        <w:ind w:firstLine="360"/>
+        <w:rPr>
+          <w:bCs/>
+          <w:sz w:val="26"/>
+          <w:szCs w:val="26"/>
+          <w:lang w:val="vi-VN"/>
+        </w:rPr>
+      </w:pPr>
+      <w:r>
+        <w:rPr>
+          <w:bCs/>
+          <w:sz w:val="26"/>
+          <w:szCs w:val="26"/>
+          <w:lang w:val="vi-VN"/>
+        </w:rPr>
+        <w:t>l) Quyền và nghĩa vụ khác được quy định tại Điều lệ công ty và hợp đồng lao động.</w:t>
+      </w:r>
+    </w:p>
+    <w:p>
+      <w:pPr>
+        <w:spacing w:line="240" w:lineRule="auto"/>
+        <w:ind w:firstLine="360"/>
+        <w:rPr>
+          <w:bCs/>
+          <w:sz w:val="26"/>
+          <w:szCs w:val="26"/>
+          <w:lang w:val="vi-VN"/>
+        </w:rPr>
+      </w:pPr>
+      <w:r>
+        <w:rPr>
+          <w:bCs/>
+          <w:sz w:val="26"/>
+          <w:szCs w:val="26"/>
+          <w:lang w:val="vi-VN"/>
+        </w:rPr>
+        <w:t xml:space="preserve">3. Giám đốc </w:t>
+      </w:r>
+      <w:r>
+        <w:rPr>
+          <w:bCs/>
+          <w:sz w:val="26"/>
+          <w:szCs w:val="26"/>
+          <w:lang w:val="vi-VN"/>
+        </w:rPr>
+        <w:t xml:space="preserve">(hoặc Tổng giám đốc) </w:t>
+      </w:r>
+      <w:r>
+        <w:rPr>
+          <w:bCs/>
+          <w:sz w:val="26"/>
+          <w:szCs w:val="26"/>
+          <w:lang w:val="vi-VN"/>
+        </w:rPr>
+        <w:t>phải có tiêu chuẩn và điều kiện sau đây:</w:t>
+      </w:r>
+    </w:p>
+    <w:p>
+      <w:pPr>
+        <w:spacing w:line="240" w:lineRule="auto"/>
+        <w:ind w:firstLine="360"/>
+        <w:rPr>
+          <w:bCs/>
+          <w:sz w:val="26"/>
+          <w:szCs w:val="26"/>
+          <w:lang w:val="vi-VN"/>
+        </w:rPr>
+      </w:pPr>
+      <w:r>
+        <w:rPr>
+          <w:bCs/>
+          <w:sz w:val="26"/>
+          <w:szCs w:val="26"/>
+          <w:lang w:val="vi-VN"/>
+        </w:rPr>
+        <w:t xml:space="preserve">a) Không thuộc đối tượng quy định tại khoản 2 Điều 17 của Luật </w:t>
+      </w:r>
+      <w:r>
+        <w:rPr>
+          <w:bCs/>
+          <w:sz w:val="26"/>
+          <w:szCs w:val="26"/>
+          <w:lang w:val="vi-VN"/>
+        </w:rPr>
+        <w:t>Doanh nghiệp</w:t>
+      </w:r>
+      <w:r>
+        <w:rPr>
+          <w:bCs/>
+          <w:sz w:val="26"/>
+          <w:szCs w:val="26"/>
+          <w:lang w:val="vi-VN"/>
+        </w:rPr>
+        <w:t>;</w:t>
+      </w:r>
+    </w:p>
+    <w:p>
+      <w:pPr>
+        <w:spacing w:line="240" w:lineRule="auto"/>
+        <w:ind w:firstLine="360"/>
+        <w:rPr>
+          <w:bCs/>
+          <w:sz w:val="26"/>
+          <w:szCs w:val="26"/>
+          <w:lang w:val="vi-VN"/>
+        </w:rPr>
+      </w:pPr>
+      <w:r>
+        <w:rPr>
+          <w:bCs/>
+          <w:sz w:val="26"/>
+          <w:szCs w:val="26"/>
+          <w:lang w:val="vi-VN"/>
+        </w:rPr>
+        <w:t>b) Có trình độ chuyên môn, kinh nghiệm trong quản trị kinh doanh của công ty</w:t>
+      </w:r>
+      <w:r>
+        <w:rPr>
+          <w:bCs/>
+          <w:sz w:val="26"/>
+          <w:szCs w:val="26"/>
+          <w:lang w:val="vi-VN"/>
+        </w:rPr>
+        <w:t>.</w:t>
+      </w:r>
+    </w:p>
+    <w:p>
+      <w:pPr>
+        <w:spacing w:line="240" w:lineRule="auto"/>
+        <w:ind w:firstLine="360"/>
+        <w:rPr>
+          <w:bCs/>
+          <w:sz w:val="26"/>
+          <w:szCs w:val="26"/>
+          <w:lang w:val="vi-VN"/>
+        </w:rPr>
+      </w:pPr>
+    </w:p>
+    <w:p>
+      <w:pPr>
+        <w:pStyle w:val="Heading3"/>
+        <w:ind w:firstLine="360"/>
+        <w:rPr>
+          <w:rFonts w:ascii="Times New Roman" w:hAnsi="Times New Roman"/>
+        </w:rPr>
+      </w:pPr>
+      <w:r>
+        <w:rPr>
+          <w:rFonts w:ascii="Times New Roman" w:hAnsi="Times New Roman"/>
+        </w:rPr>
         <w:t>Điều 1</w:t>
       </w:r>
       <w:r>
         <w:rPr>
           <w:rFonts w:ascii="Times New Roman" w:hAnsi="Times New Roman"/>
         </w:rPr>
-        <w:t>0</w:t>
-      </w:r>
-      <w:r>
-        <w:rPr>
-          <w:rFonts w:ascii="Times New Roman" w:hAnsi="Times New Roman"/>
-        </w:rPr>
-        <w:t>. Chủ tịch công ty</w:t>
-      </w:r>
-    </w:p>
-    <w:p>
-      <w:pPr>
-        <w:spacing w:line="240" w:lineRule="auto"/>
-        <w:ind w:firstLine="360"/>
-        <w:rPr>
-          <w:bCs/>
-          <w:sz w:val="26"/>
-          <w:szCs w:val="26"/>
-          <w:lang w:val="vi-VN"/>
-        </w:rPr>
-      </w:pPr>
-      <w:r>
-        <w:rPr>
-          <w:bCs/>
-          <w:sz w:val="26"/>
-          <w:szCs w:val="26"/>
-          <w:lang w:val="vi-VN"/>
-        </w:rPr>
-        <w:t>1. Chủ tịch công ty nhân danh chủ sở hữu công ty thực hiện quyền và nghĩa vụ của chủ sở hữu công ty; nhân danh công ty thực hiện quyền và nghĩa vụ của công ty, trừ quyền và nghĩa vụ của Giám đốc</w:t>
-      </w:r>
-      <w:r>
-        <w:rPr>
-          <w:bCs/>
-          <w:sz w:val="26"/>
-          <w:szCs w:val="26"/>
-          <w:lang w:val="vi-VN"/>
-        </w:rPr>
-        <w:t xml:space="preserve"> (hoặc Tổng giám đốc)</w:t>
-      </w:r>
-      <w:r>
-        <w:rPr>
-          <w:bCs/>
-          <w:sz w:val="26"/>
-          <w:szCs w:val="26"/>
-          <w:lang w:val="vi-VN"/>
-        </w:rPr>
-        <w:t>; chịu trách nhiệm trước pháp luật và chủ sở hữu công ty về việc thực hiện quyền và nghĩa vụ được giao theo quy định của Điều lệ công ty, Luật Doanh nghiệp và quy định khác của pháp luật có liên quan.</w:t>
-      </w:r>
-    </w:p>
-    <w:p>
-      <w:pPr>
-        <w:spacing w:line="240" w:lineRule="auto"/>
-        <w:ind w:firstLine="360"/>
-        <w:rPr>
-          <w:bCs/>
-          <w:sz w:val="26"/>
-          <w:szCs w:val="26"/>
-          <w:lang w:val="vi-VN"/>
-        </w:rPr>
-      </w:pPr>
-      <w:r>
-        <w:rPr>
-          <w:bCs/>
-          <w:sz w:val="26"/>
-          <w:szCs w:val="26"/>
-          <w:lang w:val="vi-VN"/>
-        </w:rPr>
-        <w:t>2. Quyền, nghĩa vụ và chế độ làm việc của Chủ tịch công ty được thực hiện theo quy định tại Điều lệ công ty, Luật Doanh nghiệp và quy định khác của pháp luật có liên quan.</w:t>
-      </w:r>
-    </w:p>
-    <w:p>
-      <w:pPr>
-        <w:spacing w:line="240" w:lineRule="auto"/>
-        <w:ind w:firstLine="360"/>
-        <w:rPr>
-          <w:bCs/>
-          <w:sz w:val="26"/>
-          <w:szCs w:val="26"/>
-          <w:lang w:val="vi-VN"/>
-        </w:rPr>
-      </w:pPr>
-      <w:r>
-        <w:rPr>
-          <w:bCs/>
-          <w:sz w:val="26"/>
-          <w:szCs w:val="26"/>
-          <w:lang w:val="vi-VN"/>
-        </w:rPr>
-        <w:t>3. Quyết định của Chủ tịch công ty về thực hiện quyền và nghĩa vụ của chủ sở hữu công ty có hiệu lực kể từ ngày được chủ sở hữu công ty phê duyệt.</w:t>
-      </w:r>
-    </w:p>
-    <w:p>
-      <w:pPr>
-        <w:spacing w:line="240" w:lineRule="auto"/>
-        <w:ind w:firstLine="360"/>
-        <w:rPr>
-          <w:bCs/>
-          <w:sz w:val="26"/>
-          <w:szCs w:val="26"/>
-          <w:lang w:val="vi-VN"/>
-        </w:rPr>
-      </w:pPr>
-    </w:p>
-    <w:p>
-      <w:pPr>
-        <w:pStyle w:val="Heading3"/>
-        <w:ind w:firstLine="360"/>
-        <w:rPr>
-          <w:rFonts w:ascii="Times New Roman" w:hAnsi="Times New Roman"/>
-          <w:lang w:val="vi-VN"/>
-        </w:rPr>
-      </w:pPr>
-      <w:r>
-        <w:rPr>
-          <w:rFonts w:ascii="Times New Roman" w:hAnsi="Times New Roman"/>
-          <w:lang w:val="vi-VN"/>
-        </w:rPr>
-        <w:t>Điều 1</w:t>
-      </w:r>
-      <w:r>
-        <w:rPr>
-          <w:rFonts w:ascii="Times New Roman" w:hAnsi="Times New Roman"/>
-        </w:rPr>
-        <w:t>1</w:t>
-      </w:r>
-      <w:r>
-        <w:rPr>
-          <w:rFonts w:ascii="Times New Roman" w:hAnsi="Times New Roman"/>
-          <w:lang w:val="vi-VN"/>
-        </w:rPr>
-        <w:t xml:space="preserve">. Giám đốc </w:t>
-      </w:r>
-      <w:r>
-        <w:rPr>
-          <w:rFonts w:ascii="Times New Roman" w:hAnsi="Times New Roman"/>
-        </w:rPr>
-        <w:t>(hoặc Tổng giám đốc)</w:t>
-      </w:r>
-    </w:p>
-    <w:p>
-      <w:pPr>
-        <w:spacing w:line="240" w:lineRule="auto"/>
-        <w:ind w:firstLine="360"/>
-        <w:rPr>
-          <w:bCs/>
-          <w:sz w:val="26"/>
-          <w:szCs w:val="26"/>
-          <w:lang w:val="vi-VN"/>
-        </w:rPr>
-      </w:pPr>
-      <w:r>
-        <w:rPr>
-          <w:bCs/>
-          <w:sz w:val="26"/>
-          <w:szCs w:val="26"/>
-          <w:lang w:val="vi-VN"/>
-        </w:rPr>
-        <w:t xml:space="preserve">1. Chủ tịch công ty bổ nhiệm hoặc thuê Giám đốc </w:t>
-      </w:r>
-      <w:r>
-        <w:rPr>
-          <w:bCs/>
-          <w:sz w:val="26"/>
-          <w:szCs w:val="26"/>
-          <w:lang w:val="vi-VN"/>
-        </w:rPr>
-        <w:t xml:space="preserve">(hoặc Tổng giám đốc) </w:t>
-      </w:r>
-      <w:r>
-        <w:rPr>
-          <w:bCs/>
-          <w:sz w:val="26"/>
-          <w:szCs w:val="26"/>
-          <w:lang w:val="vi-VN"/>
-        </w:rPr>
-        <w:t xml:space="preserve">với nhiệm kỳ không quá 05 năm để điều hành hoạt động kinh doanh hằng ngày của công ty. Giám đốc </w:t>
-      </w:r>
-      <w:r>
-        <w:rPr>
-          <w:bCs/>
-          <w:sz w:val="26"/>
-          <w:szCs w:val="26"/>
-          <w:lang w:val="vi-VN"/>
-        </w:rPr>
-        <w:t xml:space="preserve">(hoặc Tổng giám đốc) </w:t>
-      </w:r>
-      <w:r>
-        <w:rPr>
-          <w:bCs/>
-          <w:sz w:val="26"/>
-          <w:szCs w:val="26"/>
-          <w:lang w:val="vi-VN"/>
-        </w:rPr>
-        <w:t>chịu trách nhiệm trước pháp luật và Chủ tịch công ty về việc thực hiện quyền và nghĩa vụ của mình. Chủ tịch công ty có thể kiêm Giám đốc</w:t>
-      </w:r>
-      <w:r>
-        <w:rPr>
-          <w:bCs/>
-          <w:sz w:val="26"/>
-          <w:szCs w:val="26"/>
-          <w:lang w:val="vi-VN"/>
-        </w:rPr>
-        <w:t xml:space="preserve"> (hoặc Tổng giám đốc</w:t>
-      </w:r>
-      <w:r>
-        <w:rPr>
-          <w:bCs/>
-          <w:sz w:val="26"/>
-          <w:szCs w:val="26"/>
-          <w:lang w:val="vi-VN"/>
-        </w:rPr>
-        <w:t>)</w:t>
-      </w:r>
-      <w:r>
-        <w:rPr>
-          <w:bCs/>
-          <w:sz w:val="26"/>
-          <w:szCs w:val="26"/>
-          <w:lang w:val="vi-VN"/>
-        </w:rPr>
-        <w:t>.</w:t>
-      </w:r>
-    </w:p>
-    <w:p>
-      <w:pPr>
-        <w:spacing w:line="240" w:lineRule="auto"/>
-        <w:ind w:firstLine="360"/>
-        <w:rPr>
-          <w:bCs/>
-          <w:sz w:val="26"/>
-          <w:szCs w:val="26"/>
-          <w:lang w:val="vi-VN"/>
-        </w:rPr>
-      </w:pPr>
-      <w:r>
-        <w:rPr>
-          <w:bCs/>
-          <w:sz w:val="26"/>
-          <w:szCs w:val="26"/>
-          <w:lang w:val="vi-VN"/>
-        </w:rPr>
-        <w:t xml:space="preserve">2. Giám đốc </w:t>
-      </w:r>
-      <w:r>
-        <w:rPr>
-          <w:bCs/>
-          <w:sz w:val="26"/>
-          <w:szCs w:val="26"/>
-          <w:lang w:val="vi-VN"/>
-        </w:rPr>
-        <w:t xml:space="preserve">(hoặc Tổng giám đốc) </w:t>
-      </w:r>
-      <w:r>
-        <w:rPr>
-          <w:bCs/>
-          <w:sz w:val="26"/>
-          <w:szCs w:val="26"/>
-          <w:lang w:val="vi-VN"/>
-        </w:rPr>
-        <w:t>có quyền và nghĩa vụ sau đây:</w:t>
-      </w:r>
-    </w:p>
-    <w:p>
-      <w:pPr>
-        <w:spacing w:line="240" w:lineRule="auto"/>
-        <w:ind w:firstLine="360"/>
-        <w:rPr>
-          <w:bCs/>
-          <w:sz w:val="26"/>
-          <w:szCs w:val="26"/>
-          <w:lang w:val="vi-VN"/>
-        </w:rPr>
-      </w:pPr>
-      <w:r>
-        <w:rPr>
-          <w:bCs/>
-          <w:sz w:val="26"/>
-          <w:szCs w:val="26"/>
-          <w:lang w:val="vi-VN"/>
-        </w:rPr>
-        <w:t>a) Tổ chức thực hiện nghị quyết, quyết định của Chủ tịch công ty;</w:t>
-      </w:r>
-    </w:p>
-    <w:p>
-      <w:pPr>
-        <w:spacing w:line="240" w:lineRule="auto"/>
-        <w:ind w:firstLine="360"/>
-        <w:rPr>
-          <w:bCs/>
-          <w:sz w:val="26"/>
-          <w:szCs w:val="26"/>
-          <w:lang w:val="vi-VN"/>
-        </w:rPr>
-      </w:pPr>
-      <w:r>
-        <w:rPr>
-          <w:bCs/>
-          <w:sz w:val="26"/>
-          <w:szCs w:val="26"/>
-          <w:lang w:val="vi-VN"/>
-        </w:rPr>
-        <w:t>b) Quyết định các vấn đề liên quan đ</w:t>
-      </w:r>
-      <w:r>
-        <w:rPr>
-          <w:bCs/>
-          <w:sz w:val="26"/>
-          <w:szCs w:val="26"/>
-          <w:lang w:val="vi-VN"/>
-        </w:rPr>
-        <w:t>ế</w:t>
-      </w:r>
-      <w:r>
-        <w:rPr>
-          <w:bCs/>
-          <w:sz w:val="26"/>
-          <w:szCs w:val="26"/>
-          <w:lang w:val="vi-VN"/>
-        </w:rPr>
-        <w:t>n hoạt động kinh doanh hằng ngày của côn</w:t>
-      </w:r>
-      <w:r>
-        <w:rPr>
-          <w:bCs/>
-          <w:sz w:val="26"/>
-          <w:szCs w:val="26"/>
-          <w:lang w:val="vi-VN"/>
-        </w:rPr>
-        <w:t xml:space="preserve">g </w:t>
-      </w:r>
-      <w:r>
-        <w:rPr>
-          <w:bCs/>
-          <w:sz w:val="26"/>
-          <w:szCs w:val="26"/>
-          <w:lang w:val="vi-VN"/>
-        </w:rPr>
-        <w:t>ty;</w:t>
-      </w:r>
-    </w:p>
-    <w:p>
-      <w:pPr>
-        <w:spacing w:line="240" w:lineRule="auto"/>
-        <w:ind w:firstLine="360"/>
-        <w:rPr>
-          <w:bCs/>
-          <w:sz w:val="26"/>
-          <w:szCs w:val="26"/>
-          <w:lang w:val="vi-VN"/>
-        </w:rPr>
-      </w:pPr>
-      <w:r>
-        <w:rPr>
-          <w:bCs/>
-          <w:sz w:val="26"/>
-          <w:szCs w:val="26"/>
-          <w:lang w:val="vi-VN"/>
-        </w:rPr>
-        <w:t>c) Tổ chức thực hiện kế hoạch kinh doanh và phương án đầu tư của công ty;</w:t>
-      </w:r>
-    </w:p>
-    <w:p>
-      <w:pPr>
-        <w:spacing w:line="240" w:lineRule="auto"/>
-        <w:ind w:firstLine="360"/>
-        <w:rPr>
-          <w:bCs/>
-          <w:sz w:val="26"/>
-          <w:szCs w:val="26"/>
-          <w:lang w:val="vi-VN"/>
-        </w:rPr>
-      </w:pPr>
-      <w:r>
-        <w:rPr>
-          <w:bCs/>
-          <w:sz w:val="26"/>
-          <w:szCs w:val="26"/>
-          <w:lang w:val="vi-VN"/>
-        </w:rPr>
-        <w:t>d) Ban hành quy chế quản lý nội bộ của công ty;</w:t>
-      </w:r>
-    </w:p>
-    <w:p>
-      <w:pPr>
-        <w:spacing w:line="240" w:lineRule="auto"/>
-        <w:ind w:firstLine="360"/>
-        <w:rPr>
-          <w:bCs/>
-          <w:sz w:val="26"/>
-          <w:szCs w:val="26"/>
-          <w:lang w:val="vi-VN"/>
-        </w:rPr>
-      </w:pPr>
-      <w:r>
-        <w:rPr>
-          <w:bCs/>
-          <w:sz w:val="26"/>
-          <w:szCs w:val="26"/>
-          <w:lang w:val="vi-VN"/>
-        </w:rPr>
-        <w:t>đ) Bổ nhiệm, miễn nhiệm, bãi nhiệm người quản lý công ty, trừ các chức danh thuộc thẩm quyền của Chủ tịch công ty;</w:t>
-      </w:r>
-    </w:p>
-    <w:p>
-      <w:pPr>
-        <w:spacing w:line="240" w:lineRule="auto"/>
-        <w:ind w:firstLine="360"/>
-        <w:rPr>
-          <w:bCs/>
-          <w:sz w:val="26"/>
-          <w:szCs w:val="26"/>
-          <w:lang w:val="vi-VN"/>
-        </w:rPr>
-      </w:pPr>
-      <w:r>
-        <w:rPr>
-          <w:bCs/>
-          <w:sz w:val="26"/>
-          <w:szCs w:val="26"/>
-          <w:lang w:val="vi-VN"/>
-        </w:rPr>
-        <w:t>e) Ký hợp đồng nhân danh công ty, trừ trường hợp thuộc thẩm quyền của Chủ tịch công ty;</w:t>
-      </w:r>
-    </w:p>
-    <w:p>
-      <w:pPr>
-        <w:spacing w:line="240" w:lineRule="auto"/>
-        <w:ind w:firstLine="360"/>
-        <w:rPr>
-          <w:bCs/>
-          <w:sz w:val="26"/>
-          <w:szCs w:val="26"/>
-          <w:lang w:val="vi-VN"/>
-        </w:rPr>
-      </w:pPr>
-      <w:r>
-        <w:rPr>
-          <w:bCs/>
-          <w:sz w:val="26"/>
-          <w:szCs w:val="26"/>
-          <w:lang w:val="vi-VN"/>
-        </w:rPr>
-        <w:t>g) Kiến nghị phương án cơ cấu tổ chức công ty;</w:t>
-      </w:r>
-    </w:p>
-    <w:p>
-      <w:pPr>
-        <w:spacing w:line="240" w:lineRule="auto"/>
-        <w:ind w:firstLine="360"/>
-        <w:rPr>
-          <w:bCs/>
-          <w:sz w:val="26"/>
-          <w:szCs w:val="26"/>
-          <w:lang w:val="vi-VN"/>
-        </w:rPr>
-      </w:pPr>
-      <w:r>
-        <w:rPr>
-          <w:bCs/>
-          <w:sz w:val="26"/>
-          <w:szCs w:val="26"/>
-          <w:lang w:val="vi-VN"/>
-        </w:rPr>
-        <w:t>h) Trình báo cáo tài chính hằng năm lên Chủ tịch công ty;</w:t>
-      </w:r>
-    </w:p>
-    <w:p>
-      <w:pPr>
-        <w:spacing w:line="240" w:lineRule="auto"/>
-        <w:ind w:firstLine="360"/>
-        <w:rPr>
-          <w:bCs/>
-          <w:sz w:val="26"/>
-          <w:szCs w:val="26"/>
-          <w:lang w:val="vi-VN"/>
-        </w:rPr>
-      </w:pPr>
-      <w:r>
-        <w:rPr>
-          <w:bCs/>
-          <w:sz w:val="26"/>
-          <w:szCs w:val="26"/>
-          <w:lang w:val="vi-VN"/>
-        </w:rPr>
-        <w:t>i) Kiến nghị phương án sử dụng lợi nhuận hoặc xử lý lỗ trong kinh doanh;</w:t>
-      </w:r>
-    </w:p>
-    <w:p>
-      <w:pPr>
-        <w:spacing w:line="240" w:lineRule="auto"/>
-        <w:ind w:firstLine="360"/>
-        <w:rPr>
-          <w:bCs/>
-          <w:sz w:val="26"/>
-          <w:szCs w:val="26"/>
-          <w:lang w:val="vi-VN"/>
-        </w:rPr>
-      </w:pPr>
-      <w:r>
-        <w:rPr>
-          <w:bCs/>
-          <w:sz w:val="26"/>
-          <w:szCs w:val="26"/>
-          <w:lang w:val="vi-VN"/>
-        </w:rPr>
-        <w:t>k) Tuyển dụng lao động; .</w:t>
-      </w:r>
-    </w:p>
-    <w:p>
-      <w:pPr>
-        <w:spacing w:line="240" w:lineRule="auto"/>
-        <w:ind w:firstLine="360"/>
-        <w:rPr>
-          <w:bCs/>
-          <w:sz w:val="26"/>
-          <w:szCs w:val="26"/>
-          <w:lang w:val="vi-VN"/>
-        </w:rPr>
-      </w:pPr>
-      <w:r>
-        <w:rPr>
-          <w:bCs/>
-          <w:sz w:val="26"/>
-          <w:szCs w:val="26"/>
-          <w:lang w:val="vi-VN"/>
-        </w:rPr>
-        <w:t>l) Quyền và nghĩa vụ khác được quy định tại Điều lệ công ty và hợp đồng lao động.</w:t>
-      </w:r>
-    </w:p>
-    <w:p>
-      <w:pPr>
-        <w:spacing w:line="240" w:lineRule="auto"/>
-        <w:ind w:firstLine="360"/>
-        <w:rPr>
-          <w:bCs/>
-          <w:sz w:val="26"/>
-          <w:szCs w:val="26"/>
-          <w:lang w:val="vi-VN"/>
-        </w:rPr>
-      </w:pPr>
-      <w:r>
-        <w:rPr>
-          <w:bCs/>
-          <w:sz w:val="26"/>
-          <w:szCs w:val="26"/>
-          <w:lang w:val="vi-VN"/>
-        </w:rPr>
-        <w:t xml:space="preserve">3. Giám đốc </w:t>
-      </w:r>
-      <w:r>
-        <w:rPr>
-          <w:bCs/>
-          <w:sz w:val="26"/>
-          <w:szCs w:val="26"/>
-          <w:lang w:val="vi-VN"/>
-        </w:rPr>
-        <w:t xml:space="preserve">(hoặc Tổng giám đốc) </w:t>
-      </w:r>
-      <w:r>
-        <w:rPr>
-          <w:bCs/>
-          <w:sz w:val="26"/>
-          <w:szCs w:val="26"/>
-          <w:lang w:val="vi-VN"/>
-        </w:rPr>
-        <w:t>phải có tiêu chuẩn và điều kiện sau đây:</w:t>
-      </w:r>
-    </w:p>
-    <w:p>
-      <w:pPr>
-        <w:spacing w:line="240" w:lineRule="auto"/>
-        <w:ind w:firstLine="360"/>
-        <w:rPr>
-          <w:bCs/>
-          <w:sz w:val="26"/>
-          <w:szCs w:val="26"/>
-          <w:lang w:val="vi-VN"/>
-        </w:rPr>
-      </w:pPr>
-      <w:r>
-        <w:rPr>
-          <w:bCs/>
-          <w:sz w:val="26"/>
-          <w:szCs w:val="26"/>
-          <w:lang w:val="vi-VN"/>
-        </w:rPr>
-        <w:t xml:space="preserve">a) Không thuộc đối tượng quy định tại khoản 2 Điều 17 của Luật </w:t>
-      </w:r>
-      <w:r>
-        <w:rPr>
-          <w:bCs/>
-          <w:sz w:val="26"/>
-          <w:szCs w:val="26"/>
-          <w:lang w:val="vi-VN"/>
-        </w:rPr>
-        <w:t>Doanh nghiệp</w:t>
-      </w:r>
-      <w:r>
-        <w:rPr>
-          <w:bCs/>
-          <w:sz w:val="26"/>
-          <w:szCs w:val="26"/>
-          <w:lang w:val="vi-VN"/>
-        </w:rPr>
-        <w:t>;</w:t>
-      </w:r>
-    </w:p>
-    <w:p>
-      <w:pPr>
-        <w:spacing w:line="240" w:lineRule="auto"/>
-        <w:ind w:firstLine="360"/>
-        <w:rPr>
-          <w:bCs/>
-          <w:sz w:val="26"/>
-          <w:szCs w:val="26"/>
-          <w:lang w:val="vi-VN"/>
-        </w:rPr>
-      </w:pPr>
-      <w:r>
-        <w:rPr>
-          <w:bCs/>
-          <w:sz w:val="26"/>
-          <w:szCs w:val="26"/>
-          <w:lang w:val="vi-VN"/>
-        </w:rPr>
-        <w:t>b) Có trình độ chuyên môn, kinh nghiệm trong quản trị kinh doanh của công ty</w:t>
-      </w:r>
-      <w:r>
-        <w:rPr>
-          <w:bCs/>
-          <w:sz w:val="26"/>
-          <w:szCs w:val="26"/>
-          <w:lang w:val="vi-VN"/>
-        </w:rPr>
-        <w:t>.</w:t>
-      </w:r>
-    </w:p>
-    <w:p>
-      <w:pPr>
-        <w:spacing w:line="240" w:lineRule="auto"/>
-        <w:ind w:firstLine="360"/>
-        <w:rPr>
-          <w:bCs/>
-          <w:sz w:val="26"/>
-          <w:szCs w:val="26"/>
-          <w:lang w:val="vi-VN"/>
-        </w:rPr>
-      </w:pPr>
-    </w:p>
-    <w:p>
-      <w:pPr>
-        <w:pStyle w:val="Heading3"/>
-        <w:ind w:firstLine="360"/>
-        <w:rPr>
-          <w:rFonts w:ascii="Times New Roman" w:hAnsi="Times New Roman"/>
-        </w:rPr>
-      </w:pPr>
-      <w:r>
-        <w:rPr>
-          <w:rFonts w:ascii="Times New Roman" w:hAnsi="Times New Roman"/>
-        </w:rPr>
-        <w:t>Điều 1</w:t>
-      </w:r>
-      <w:r>
-        <w:rPr>
-          <w:rFonts w:ascii="Times New Roman" w:hAnsi="Times New Roman"/>
-        </w:rPr>
         <w:t>2</w:t>
       </w:r>
       <w:r>
@@ -5277,7 +5738,7 @@
           <w:lang w:val="vi-VN"/>
         </w:rPr>
       </w:pPr>
-      <w:bookmarkStart w:id="6" w:name="_Toc115580070"/>
+      <w:bookmarkStart w:id="5" w:name="_Toc115580070"/>
       <w:r>
         <w:rPr>
           <w:color w:val="000000"/>
@@ -5386,7 +5847,7 @@
         </w:rPr>
         <w:t>có thể do chủ sở hữu công ty chi trả trực tiếp theo quy định.</w:t>
       </w:r>
-      <w:bookmarkEnd w:id="6"/>
+      <w:bookmarkEnd w:id="5"/>
     </w:p>
     <w:p>
       <w:pPr>
@@ -5513,8 +5974,8 @@
           <w:lang w:val="vi-VN"/>
         </w:rPr>
       </w:pPr>
-      <w:bookmarkStart w:id="7" w:name="_Hlk60645937"/>
-      <w:bookmarkEnd w:id="5"/>
+      <w:bookmarkStart w:id="6" w:name="_Hlk60645937"/>
+      <w:bookmarkEnd w:id="4"/>
       <w:r>
         <w:rPr>
           <w:rFonts w:ascii="Times New Roman" w:hAnsi="Times New Roman"/>
@@ -5747,7 +6208,6 @@
           <w:szCs w:val="26"/>
           <w:lang w:val="vi-VN"/>
         </w:rPr>
-        <w:lastRenderedPageBreak/>
         <w:t>Các vấn đề khác liên quan đến phân phối lợi nhuận được thực hiện theo quy định của pháp luật.</w:t>
       </w:r>
     </w:p>
@@ -6103,7 +6563,7 @@
         </w:rPr>
         <w:t xml:space="preserve">. </w:t>
       </w:r>
-      <w:bookmarkStart w:id="8" w:name="_Toc115580161"/>
+      <w:bookmarkStart w:id="7" w:name="_Toc115580161"/>
       <w:r>
         <w:rPr>
           <w:rFonts w:ascii="Times New Roman" w:hAnsi="Times New Roman"/>
@@ -6118,7 +6578,7 @@
         </w:rPr>
         <w:t> </w:t>
       </w:r>
-      <w:bookmarkEnd w:id="8"/>
+      <w:bookmarkEnd w:id="7"/>
       <w:r>
         <w:rPr>
           <w:rFonts w:ascii="Times New Roman" w:hAnsi="Times New Roman"/>
@@ -6161,6 +6621,7 @@
           <w:szCs w:val="26"/>
           <w:lang w:val="vi-VN"/>
         </w:rPr>
+        <w:lastRenderedPageBreak/>
         <w:t>a) Kết thúc thời hạn hoạt động đã ghi trong Điều lệ công ty mà không có quyết định gia hạn;</w:t>
       </w:r>
     </w:p>
@@ -6286,7 +6747,7 @@
           <w:lang w:val="vi-VN"/>
         </w:rPr>
       </w:pPr>
-      <w:bookmarkStart w:id="9" w:name="_Hlk60645556"/>
+      <w:bookmarkStart w:id="8" w:name="_Hlk60645556"/>
       <w:r>
         <w:rPr>
           <w:sz w:val="26"/>
@@ -6352,103 +6813,263 @@
           <w:szCs w:val="26"/>
           <w:lang w:val="vi-VN"/>
         </w:rPr>
+        <w:t>1. Thông qua nghị quyết, quyết định giải thể doanh nghiệp. Nghị quyết, quyết định giải thể doanh nghiệp phải bao gồm các nội dung chủ yếu sau đây:</w:t>
+      </w:r>
+    </w:p>
+    <w:p>
+      <w:pPr>
+        <w:spacing w:line="240" w:lineRule="auto"/>
+        <w:ind w:firstLine="360"/>
+        <w:rPr>
+          <w:sz w:val="26"/>
+          <w:szCs w:val="26"/>
+          <w:lang w:val="vi-VN"/>
+        </w:rPr>
+      </w:pPr>
+      <w:r>
+        <w:rPr>
+          <w:sz w:val="26"/>
+          <w:szCs w:val="26"/>
+          <w:lang w:val="vi-VN"/>
+        </w:rPr>
+        <w:t>a) Tên, địa chỉ trụ sở chính của doanh nghiệp;</w:t>
+      </w:r>
+    </w:p>
+    <w:p>
+      <w:pPr>
+        <w:spacing w:line="240" w:lineRule="auto"/>
+        <w:ind w:firstLine="360"/>
+        <w:rPr>
+          <w:sz w:val="26"/>
+          <w:szCs w:val="26"/>
+          <w:lang w:val="vi-VN"/>
+        </w:rPr>
+      </w:pPr>
+      <w:r>
+        <w:rPr>
+          <w:sz w:val="26"/>
+          <w:szCs w:val="26"/>
+          <w:lang w:val="vi-VN"/>
+        </w:rPr>
+        <w:t>b) Lý do giải thể;</w:t>
+      </w:r>
+    </w:p>
+    <w:p>
+      <w:pPr>
+        <w:spacing w:line="240" w:lineRule="auto"/>
+        <w:ind w:firstLine="360"/>
+        <w:rPr>
+          <w:sz w:val="26"/>
+          <w:szCs w:val="26"/>
+          <w:lang w:val="vi-VN"/>
+        </w:rPr>
+      </w:pPr>
+      <w:r>
+        <w:rPr>
+          <w:sz w:val="26"/>
+          <w:szCs w:val="26"/>
+          <w:lang w:val="vi-VN"/>
+        </w:rPr>
+        <w:t>c) Thời hạn, thủ tục thanh lý hợp đồng và thanh toán các khoản nợ của doanh nghiệp;</w:t>
+      </w:r>
+    </w:p>
+    <w:p>
+      <w:pPr>
+        <w:spacing w:line="240" w:lineRule="auto"/>
+        <w:ind w:firstLine="360"/>
+        <w:rPr>
+          <w:sz w:val="26"/>
+          <w:szCs w:val="26"/>
+          <w:lang w:val="vi-VN"/>
+        </w:rPr>
+      </w:pPr>
+      <w:r>
+        <w:rPr>
+          <w:sz w:val="26"/>
+          <w:szCs w:val="26"/>
+          <w:lang w:val="vi-VN"/>
+        </w:rPr>
+        <w:t>d) Phương án xử lý các nghĩa vụ phát sinh từ hợp đồng lao động;</w:t>
+      </w:r>
+    </w:p>
+    <w:p>
+      <w:pPr>
+        <w:spacing w:line="240" w:lineRule="auto"/>
+        <w:ind w:firstLine="360"/>
+        <w:rPr>
+          <w:sz w:val="26"/>
+          <w:szCs w:val="26"/>
+          <w:lang w:val="vi-VN"/>
+        </w:rPr>
+      </w:pPr>
+      <w:r>
+        <w:rPr>
+          <w:sz w:val="26"/>
+          <w:szCs w:val="26"/>
+          <w:lang w:val="vi-VN"/>
+        </w:rPr>
+        <w:t>đ) Họ, tên, chữ ký của chủ sở hữu công ty</w:t>
+      </w:r>
+      <w:r>
+        <w:rPr>
+          <w:sz w:val="26"/>
+          <w:szCs w:val="26"/>
+          <w:lang w:val="vi-VN"/>
+        </w:rPr>
+        <w:t>.</w:t>
+      </w:r>
+    </w:p>
+    <w:p>
+      <w:pPr>
+        <w:spacing w:line="240" w:lineRule="auto"/>
+        <w:ind w:firstLine="360"/>
+        <w:rPr>
+          <w:sz w:val="26"/>
+          <w:szCs w:val="26"/>
+          <w:lang w:val="vi-VN"/>
+        </w:rPr>
+      </w:pPr>
+      <w:r>
+        <w:rPr>
+          <w:sz w:val="26"/>
+          <w:szCs w:val="26"/>
+          <w:lang w:val="vi-VN"/>
+        </w:rPr>
+        <w:t>2. Chủ sở hữu công ty trực tiếp tổ chức thanh lý tài sản doanh nghiệp;</w:t>
+      </w:r>
+    </w:p>
+    <w:p>
+      <w:pPr>
+        <w:spacing w:line="240" w:lineRule="auto"/>
+        <w:ind w:firstLine="360"/>
+        <w:rPr>
+          <w:sz w:val="26"/>
+          <w:szCs w:val="26"/>
+          <w:lang w:val="vi-VN"/>
+        </w:rPr>
+      </w:pPr>
+      <w:r>
+        <w:rPr>
+          <w:sz w:val="26"/>
+          <w:szCs w:val="26"/>
+          <w:lang w:val="vi-VN"/>
+        </w:rPr>
+        <w:t>3. Trong thời hạn 07 ngày làm việc kể từ ngày thông qua, quyết định giải thể phải được gửi đến Cơ quan đăng ký kinh doanh, cơ quan thuế, người lao động trong doanh nghiệp. Quyết định giải thể phải được đăng trên cổng thông tin quốc gia về đăng ký doanh nghiệp và được niêm yết công khai tại trụ sở chính, chi nhánh, văn phòng đại diện của doanh nghiệp. Trường hợp doanh nghiệp còn nghĩa vụ tài chính chưa thanh toán thì phải gửi kèm theo quyết định giải thể và phương án giải quyết nợ đến các chủ nợ, người có quyền, nghĩa vụ và lợi ích có liên quan. Phương án giải quyết nợ phải có tên, địa chỉ của chủ nợ; số nợ, thời hạn, địa điểm và phương thức thanh toán số nợ đó; cách thức và thời hạn giải quyết khiếu nại của chủ nợ;</w:t>
+      </w:r>
+    </w:p>
+    <w:p>
+      <w:pPr>
+        <w:spacing w:line="240" w:lineRule="auto"/>
+        <w:ind w:firstLine="360"/>
+        <w:rPr>
+          <w:sz w:val="26"/>
+          <w:szCs w:val="26"/>
+          <w:lang w:val="vi-VN"/>
+        </w:rPr>
+      </w:pPr>
+      <w:r>
+        <w:rPr>
+          <w:sz w:val="26"/>
+          <w:szCs w:val="26"/>
+          <w:lang w:val="vi-VN"/>
+        </w:rPr>
+        <w:t>4. Các khoản nợ của doanh nghiệp được thanh toán theo thứ tự ưu tiên sau đây:</w:t>
+      </w:r>
+    </w:p>
+    <w:p>
+      <w:pPr>
+        <w:spacing w:line="240" w:lineRule="auto"/>
+        <w:ind w:firstLine="360"/>
+        <w:rPr>
+          <w:sz w:val="26"/>
+          <w:szCs w:val="26"/>
+          <w:lang w:val="vi-VN"/>
+        </w:rPr>
+      </w:pPr>
+      <w:r>
+        <w:rPr>
+          <w:sz w:val="26"/>
+          <w:szCs w:val="26"/>
+          <w:lang w:val="vi-VN"/>
+        </w:rPr>
+        <w:t>a) Các khoản nợ lương, trợ cấp thôi việc, bảo hiểm xã hội, bảo hiểm y tế, bảo hiểm thất nghiệp theo quy định của pháp luật và các quyền lợi khác của người lao động theo thỏa ước lao động tập thể và hợp đồng lao động đã ký kết;</w:t>
+      </w:r>
+    </w:p>
+    <w:p>
+      <w:pPr>
+        <w:spacing w:line="240" w:lineRule="auto"/>
+        <w:ind w:firstLine="360"/>
+        <w:rPr>
+          <w:sz w:val="26"/>
+          <w:szCs w:val="26"/>
+          <w:lang w:val="vi-VN"/>
+        </w:rPr>
+      </w:pPr>
+      <w:r>
+        <w:rPr>
+          <w:sz w:val="26"/>
+          <w:szCs w:val="26"/>
+          <w:lang w:val="vi-VN"/>
+        </w:rPr>
+        <w:t>b) Nợ thuế;</w:t>
+      </w:r>
+    </w:p>
+    <w:p>
+      <w:pPr>
+        <w:spacing w:line="240" w:lineRule="auto"/>
+        <w:ind w:firstLine="360"/>
+        <w:rPr>
+          <w:sz w:val="26"/>
+          <w:szCs w:val="26"/>
+          <w:lang w:val="vi-VN"/>
+        </w:rPr>
+      </w:pPr>
+      <w:r>
+        <w:rPr>
+          <w:sz w:val="26"/>
+          <w:szCs w:val="26"/>
+          <w:lang w:val="vi-VN"/>
+        </w:rPr>
+        <w:t>c) Các khoản nợ khác;</w:t>
+      </w:r>
+    </w:p>
+    <w:p>
+      <w:pPr>
+        <w:spacing w:line="240" w:lineRule="auto"/>
+        <w:ind w:firstLine="360"/>
+        <w:rPr>
+          <w:sz w:val="26"/>
+          <w:szCs w:val="26"/>
+          <w:lang w:val="vi-VN"/>
+        </w:rPr>
+      </w:pPr>
+      <w:r>
+        <w:rPr>
+          <w:sz w:val="26"/>
+          <w:szCs w:val="26"/>
+          <w:lang w:val="vi-VN"/>
+        </w:rPr>
         <w:lastRenderedPageBreak/>
-        <w:t>1. Thông qua nghị quyết, quyết định giải thể doanh nghiệp. Nghị quyết, quyết định giải thể doanh nghiệp phải bao gồm các nội dung chủ yếu sau đây:</w:t>
-      </w:r>
-    </w:p>
-    <w:p>
-      <w:pPr>
-        <w:spacing w:line="240" w:lineRule="auto"/>
-        <w:ind w:firstLine="360"/>
-        <w:rPr>
-          <w:sz w:val="26"/>
-          <w:szCs w:val="26"/>
-          <w:lang w:val="vi-VN"/>
-        </w:rPr>
-      </w:pPr>
-      <w:r>
-        <w:rPr>
-          <w:sz w:val="26"/>
-          <w:szCs w:val="26"/>
-          <w:lang w:val="vi-VN"/>
-        </w:rPr>
-        <w:t>a) Tên, địa chỉ trụ sở chính của doanh nghiệp;</w:t>
-      </w:r>
-    </w:p>
-    <w:p>
-      <w:pPr>
-        <w:spacing w:line="240" w:lineRule="auto"/>
-        <w:ind w:firstLine="360"/>
-        <w:rPr>
-          <w:sz w:val="26"/>
-          <w:szCs w:val="26"/>
-          <w:lang w:val="vi-VN"/>
-        </w:rPr>
-      </w:pPr>
-      <w:r>
-        <w:rPr>
-          <w:sz w:val="26"/>
-          <w:szCs w:val="26"/>
-          <w:lang w:val="vi-VN"/>
-        </w:rPr>
-        <w:t>b) Lý do giải thể;</w:t>
-      </w:r>
-    </w:p>
-    <w:p>
-      <w:pPr>
-        <w:spacing w:line="240" w:lineRule="auto"/>
-        <w:ind w:firstLine="360"/>
-        <w:rPr>
-          <w:sz w:val="26"/>
-          <w:szCs w:val="26"/>
-          <w:lang w:val="vi-VN"/>
-        </w:rPr>
-      </w:pPr>
-      <w:r>
-        <w:rPr>
-          <w:sz w:val="26"/>
-          <w:szCs w:val="26"/>
-          <w:lang w:val="vi-VN"/>
-        </w:rPr>
-        <w:t>c) Thời hạn, thủ tục thanh lý hợp đồng và thanh toán các khoản nợ của doanh nghiệp;</w:t>
-      </w:r>
-    </w:p>
-    <w:p>
-      <w:pPr>
-        <w:spacing w:line="240" w:lineRule="auto"/>
-        <w:ind w:firstLine="360"/>
-        <w:rPr>
-          <w:sz w:val="26"/>
-          <w:szCs w:val="26"/>
-          <w:lang w:val="vi-VN"/>
-        </w:rPr>
-      </w:pPr>
-      <w:r>
-        <w:rPr>
-          <w:sz w:val="26"/>
-          <w:szCs w:val="26"/>
-          <w:lang w:val="vi-VN"/>
-        </w:rPr>
-        <w:t>d) Phương án xử lý các nghĩa vụ phát sinh từ hợp đồng lao động;</w:t>
-      </w:r>
-    </w:p>
-    <w:p>
-      <w:pPr>
-        <w:spacing w:line="240" w:lineRule="auto"/>
-        <w:ind w:firstLine="360"/>
-        <w:rPr>
-          <w:sz w:val="26"/>
-          <w:szCs w:val="26"/>
-          <w:lang w:val="vi-VN"/>
-        </w:rPr>
-      </w:pPr>
-      <w:r>
-        <w:rPr>
-          <w:sz w:val="26"/>
-          <w:szCs w:val="26"/>
-          <w:lang w:val="vi-VN"/>
-        </w:rPr>
-        <w:t>đ) Họ, tên, chữ ký của chủ sở hữu công ty</w:t>
+        <w:t>5. Sau khi đã thanh toán chi phí giải thể doanh nghiệp và các khoản nợ, phần còn lại thuộc về chủ sở hữu;</w:t>
+      </w:r>
+    </w:p>
+    <w:p>
+      <w:pPr>
+        <w:spacing w:line="240" w:lineRule="auto"/>
+        <w:ind w:firstLine="360"/>
+        <w:rPr>
+          <w:sz w:val="26"/>
+          <w:szCs w:val="26"/>
+          <w:lang w:val="vi-VN"/>
+        </w:rPr>
+      </w:pPr>
+      <w:r>
+        <w:rPr>
+          <w:sz w:val="26"/>
+          <w:szCs w:val="26"/>
+          <w:lang w:val="vi-VN"/>
+        </w:rPr>
+        <w:t>6. Người đại diện theo pháp luật của doanh nghiệp gửi hồ sơ giải thể doanh nghiệp cho Cơ quan đăng ký kinh doanh trong thời hạn 05 ngày làm việc kể từ ngày thanh toán hết các khoản nợ của doanh nghiệp</w:t>
       </w:r>
       <w:r>
         <w:rPr>
@@ -6469,190 +7090,30 @@
           <w:lang w:val="vi-VN"/>
         </w:rPr>
       </w:pPr>
-      <w:r>
-        <w:rPr>
-          <w:sz w:val="26"/>
-          <w:szCs w:val="26"/>
-          <w:lang w:val="vi-VN"/>
-        </w:rPr>
-        <w:t>2. Chủ sở hữu công ty trực tiếp tổ chức thanh lý tài sản doanh nghiệp;</w:t>
-      </w:r>
-    </w:p>
-    <w:p>
-      <w:pPr>
-        <w:spacing w:line="240" w:lineRule="auto"/>
-        <w:ind w:firstLine="360"/>
-        <w:rPr>
-          <w:sz w:val="26"/>
-          <w:szCs w:val="26"/>
-          <w:lang w:val="vi-VN"/>
-        </w:rPr>
-      </w:pPr>
-      <w:r>
-        <w:rPr>
-          <w:sz w:val="26"/>
-          <w:szCs w:val="26"/>
-          <w:lang w:val="vi-VN"/>
-        </w:rPr>
-        <w:t>3. Trong thời hạn 07 ngày làm việc kể từ ngày thông qua, quyết định giải thể phải được gửi đến Cơ quan đăng ký kinh doanh, cơ quan thuế, người lao động trong doanh nghiệp. Quyết định giải thể phải được đăng trên cổng thông tin quốc gia về đăng ký doanh nghiệp và được niêm yết công khai tại trụ sở chính, chi nhánh, văn phòng đại diện của doanh nghiệp. Trường hợp doanh nghiệp còn nghĩa vụ tài chính chưa thanh toán thì phải gửi kèm theo quyết định giải thể và phương án giải quyết nợ đến các chủ nợ, người có quyền, nghĩa vụ và lợi ích có liên quan. Phương án giải quyết nợ phải có tên, địa chỉ của chủ nợ; số nợ, thời hạn, địa điểm và phương thức thanh toán số nợ đó; cách thức và thời hạn giải quyết khiếu nại của chủ nợ;</w:t>
-      </w:r>
-    </w:p>
-    <w:p>
-      <w:pPr>
-        <w:spacing w:line="240" w:lineRule="auto"/>
-        <w:ind w:firstLine="360"/>
-        <w:rPr>
-          <w:sz w:val="26"/>
-          <w:szCs w:val="26"/>
-          <w:lang w:val="vi-VN"/>
-        </w:rPr>
-      </w:pPr>
-      <w:r>
-        <w:rPr>
-          <w:sz w:val="26"/>
-          <w:szCs w:val="26"/>
-          <w:lang w:val="vi-VN"/>
-        </w:rPr>
-        <w:t>4. Các khoản nợ của doanh nghiệp được thanh toán theo thứ tự ưu tiên sau đây:</w:t>
-      </w:r>
-    </w:p>
-    <w:p>
-      <w:pPr>
-        <w:spacing w:line="240" w:lineRule="auto"/>
-        <w:ind w:firstLine="360"/>
-        <w:rPr>
-          <w:sz w:val="26"/>
-          <w:szCs w:val="26"/>
-          <w:lang w:val="vi-VN"/>
-        </w:rPr>
-      </w:pPr>
-      <w:r>
-        <w:rPr>
-          <w:sz w:val="26"/>
-          <w:szCs w:val="26"/>
-          <w:lang w:val="vi-VN"/>
-        </w:rPr>
-        <w:t>a) Các khoản nợ lương, trợ cấp thôi việc, bảo hiểm xã hội, bảo hiểm y tế, bảo hiểm thất nghiệp theo quy định của pháp luật và các quyền lợi khác của người lao động theo thỏa ước lao động tập thể và hợp đồng lao động đã ký kết;</w:t>
-      </w:r>
-    </w:p>
-    <w:p>
-      <w:pPr>
-        <w:spacing w:line="240" w:lineRule="auto"/>
-        <w:ind w:firstLine="360"/>
-        <w:rPr>
-          <w:sz w:val="26"/>
-          <w:szCs w:val="26"/>
-          <w:lang w:val="vi-VN"/>
-        </w:rPr>
-      </w:pPr>
-      <w:r>
-        <w:rPr>
-          <w:sz w:val="26"/>
-          <w:szCs w:val="26"/>
-          <w:lang w:val="vi-VN"/>
-        </w:rPr>
-        <w:t>b) Nợ thuế;</w:t>
-      </w:r>
-    </w:p>
-    <w:p>
-      <w:pPr>
-        <w:spacing w:line="240" w:lineRule="auto"/>
-        <w:ind w:firstLine="360"/>
-        <w:rPr>
-          <w:sz w:val="26"/>
-          <w:szCs w:val="26"/>
-          <w:lang w:val="vi-VN"/>
-        </w:rPr>
-      </w:pPr>
-      <w:r>
-        <w:rPr>
-          <w:sz w:val="26"/>
-          <w:szCs w:val="26"/>
-          <w:lang w:val="vi-VN"/>
-        </w:rPr>
-        <w:t>c) Các khoản nợ khác;</w:t>
-      </w:r>
-    </w:p>
-    <w:p>
-      <w:pPr>
-        <w:spacing w:line="240" w:lineRule="auto"/>
-        <w:ind w:firstLine="360"/>
-        <w:rPr>
-          <w:sz w:val="26"/>
-          <w:szCs w:val="26"/>
-          <w:lang w:val="vi-VN"/>
-        </w:rPr>
-      </w:pPr>
-      <w:r>
-        <w:rPr>
-          <w:sz w:val="26"/>
-          <w:szCs w:val="26"/>
-          <w:lang w:val="vi-VN"/>
-        </w:rPr>
-        <w:t>5. Sau khi đã thanh toán chi phí giải thể doanh nghiệp và các khoản nợ, phần còn lại thuộc về chủ sở hữu;</w:t>
-      </w:r>
-    </w:p>
-    <w:p>
-      <w:pPr>
-        <w:spacing w:line="240" w:lineRule="auto"/>
-        <w:ind w:firstLine="360"/>
-        <w:rPr>
-          <w:sz w:val="26"/>
-          <w:szCs w:val="26"/>
-          <w:lang w:val="vi-VN"/>
-        </w:rPr>
-      </w:pPr>
-      <w:r>
-        <w:rPr>
-          <w:sz w:val="26"/>
-          <w:szCs w:val="26"/>
-          <w:lang w:val="vi-VN"/>
-        </w:rPr>
-        <w:t>6. Người đại diện theo pháp luật của doanh nghiệp gửi hồ sơ giải thể doanh nghiệp cho Cơ quan đăng ký kinh doanh trong thời hạn 05 ngày làm việc kể từ ngày thanh toán hết các khoản nợ của doanh nghiệp</w:t>
-      </w:r>
-      <w:r>
-        <w:rPr>
-          <w:sz w:val="26"/>
-          <w:szCs w:val="26"/>
-          <w:lang w:val="vi-VN"/>
-        </w:rPr>
-        <w:t>.</w:t>
-      </w:r>
-    </w:p>
-    <w:p>
-      <w:pPr>
-        <w:spacing w:line="240" w:lineRule="auto"/>
-        <w:ind w:firstLine="360"/>
-        <w:rPr>
-          <w:sz w:val="26"/>
-          <w:szCs w:val="26"/>
-          <w:lang w:val="vi-VN"/>
-        </w:rPr>
-      </w:pPr>
-    </w:p>
-    <w:p>
-      <w:pPr>
-        <w:spacing w:line="240" w:lineRule="auto"/>
-        <w:ind w:firstLine="360"/>
-        <w:rPr>
-          <w:sz w:val="26"/>
-          <w:szCs w:val="26"/>
-          <w:lang w:val="vi-VN"/>
-        </w:rPr>
-      </w:pPr>
-    </w:p>
-    <w:p>
-      <w:pPr>
-        <w:spacing w:line="240" w:lineRule="auto"/>
-        <w:ind w:firstLine="360"/>
-        <w:rPr>
-          <w:sz w:val="26"/>
-          <w:szCs w:val="26"/>
-          <w:lang w:val="vi-VN"/>
-        </w:rPr>
-      </w:pPr>
-    </w:p>
-    <w:bookmarkEnd w:id="9"/>
+    </w:p>
+    <w:p>
+      <w:pPr>
+        <w:spacing w:line="240" w:lineRule="auto"/>
+        <w:ind w:firstLine="360"/>
+        <w:rPr>
+          <w:sz w:val="26"/>
+          <w:szCs w:val="26"/>
+          <w:lang w:val="vi-VN"/>
+        </w:rPr>
+      </w:pPr>
+    </w:p>
+    <w:p>
+      <w:pPr>
+        <w:spacing w:line="240" w:lineRule="auto"/>
+        <w:ind w:firstLine="360"/>
+        <w:rPr>
+          <w:sz w:val="26"/>
+          <w:szCs w:val="26"/>
+          <w:lang w:val="vi-VN"/>
+        </w:rPr>
+      </w:pPr>
+    </w:p>
+    <w:bookmarkEnd w:id="8"/>
     <w:p>
       <w:pPr>
         <w:pStyle w:val="Heading3"/>
@@ -6762,7 +7223,6 @@
         <w:rPr>
           <w:rFonts w:ascii="Times New Roman" w:hAnsi="Times New Roman"/>
         </w:rPr>
-        <w:lastRenderedPageBreak/>
         <w:t xml:space="preserve">Điều </w:t>
       </w:r>
       <w:r>
@@ -7107,7 +7567,7 @@
         </w:rPr>
         <w:t xml:space="preserve">Những vấn đề liên quan đến hoạt động của Công ty không được nêu trong Bản Điều lệ này sẽ do Luật Doanh nghiệp và các văn bản pháp luật liên quan khác điều chỉnh. </w:t>
       </w:r>
-      <w:bookmarkEnd w:id="7"/>
+      <w:bookmarkEnd w:id="6"/>
     </w:p>
     <w:p>
       <w:pPr>
@@ -7128,6 +7588,7 @@
           <w:szCs w:val="26"/>
           <w:lang w:val="vi-VN"/>
         </w:rPr>
+        <w:lastRenderedPageBreak/>
         <w:t>2. Trong trường hợp điều lệ này có điều khoản trái pháp luật hoặc dẫn đến việc thi hành trái pháp luật, thì điều khoản đó không được thi hành và sẽ được Chủ sở hữu công ty xem xét sửa đổi.</w:t>
       </w:r>
     </w:p>
@@ -7405,7 +7866,7 @@
           <w:sz w:val="26"/>
           <w:szCs w:val="26"/>
         </w:rPr>
-        <w:t>10</w:t>
+        <w:t>6</w:t>
       </w:r>
       <w:r>
         <w:rPr>
@@ -7420,7 +7881,7 @@
           <w:sz w:val="26"/>
           <w:szCs w:val="26"/>
         </w:rPr>
-        <w:t>1</w:t>
+        <w:t>4</w:t>
       </w:r>
       <w:r>
         <w:rPr>
@@ -7551,8 +8012,10 @@
           <w:szCs w:val="26"/>
           <w:lang w:val="vi-VN"/>
         </w:rPr>
-        <w:t>NGUYỄN THỊ LỆ</w:t>
-      </w:r>
+        <w:t>NGUYỄN NGỌC TRANH</w:t>
+      </w:r>
+      <w:bookmarkStart w:id="9" w:name="_GoBack"/>
+      <w:bookmarkEnd w:id="9"/>
     </w:p>
     <w:p>
       <w:pPr>
@@ -7584,7 +8047,7 @@
 </file>
 
 <file path=word/endnotes.xml><?xml version="1.0" encoding="utf-8"?>
-<w:endnotes xmlns:wpc="http://schemas.microsoft.com/office/word/2010/wordprocessingCanvas" xmlns:cx="http://schemas.microsoft.com/office/drawing/2014/chartex" xmlns:mc="http://schemas.openxmlformats.org/markup-compatibility/2006" xmlns:o="urn:schemas-microsoft-com:office:office" xmlns:r="http://schemas.openxmlformats.org/officeDocument/2006/relationships" xmlns:m="http://schemas.openxmlformats.org/officeDocument/2006/math" xmlns:v="urn:schemas-microsoft-com:vml" xmlns:wp14="http://schemas.microsoft.com/office/word/2010/wordprocessingDrawing" xmlns:wp="http://schemas.openxmlformats.org/drawingml/2006/wordprocessingDrawing" xmlns:w10="urn:schemas-microsoft-com:office:word" xmlns:w="http://schemas.openxmlformats.org/wordprocessingml/2006/main" xmlns:w14="http://schemas.microsoft.com/office/word/2010/wordml" xmlns:w15="http://schemas.microsoft.com/office/word/2012/wordml" xmlns:w16se="http://schemas.microsoft.com/office/word/2015/wordml/symex" xmlns:wpg="http://schemas.microsoft.com/office/word/2010/wordprocessingGroup" xmlns:wpi="http://schemas.microsoft.com/office/word/2010/wordprocessingInk" xmlns:wne="http://schemas.microsoft.com/office/word/2006/wordml" xmlns:wps="http://schemas.microsoft.com/office/word/2010/wordprocessingShape" mc:Ignorable="w14 w15 w16se wp14">
+<w:endnotes xmlns:wpc="http://schemas.microsoft.com/office/word/2010/wordprocessingCanvas" xmlns:cx="http://schemas.microsoft.com/office/drawing/2014/chartex" xmlns:cx1="http://schemas.microsoft.com/office/drawing/2015/9/8/chartex" xmlns:mc="http://schemas.openxmlformats.org/markup-compatibility/2006" xmlns:o="urn:schemas-microsoft-com:office:office" xmlns:r="http://schemas.openxmlformats.org/officeDocument/2006/relationships" xmlns:m="http://schemas.openxmlformats.org/officeDocument/2006/math" xmlns:v="urn:schemas-microsoft-com:vml" xmlns:wp14="http://schemas.microsoft.com/office/word/2010/wordprocessingDrawing" xmlns:wp="http://schemas.openxmlformats.org/drawingml/2006/wordprocessingDrawing" xmlns:w10="urn:schemas-microsoft-com:office:word" xmlns:w="http://schemas.openxmlformats.org/wordprocessingml/2006/main" xmlns:w14="http://schemas.microsoft.com/office/word/2010/wordml" xmlns:w15="http://schemas.microsoft.com/office/word/2012/wordml" xmlns:w16se="http://schemas.microsoft.com/office/word/2015/wordml/symex" xmlns:wpg="http://schemas.microsoft.com/office/word/2010/wordprocessingGroup" xmlns:wpi="http://schemas.microsoft.com/office/word/2010/wordprocessingInk" xmlns:wne="http://schemas.microsoft.com/office/word/2006/wordml" xmlns:wps="http://schemas.microsoft.com/office/word/2010/wordprocessingShape" mc:Ignorable="w14 w15 w16se wp14">
   <w:endnote w:type="separator" w:id="-1">
     <w:p>
       <w:r>
@@ -7603,7 +8066,7 @@
 </file>
 
 <file path=word/footer1.xml><?xml version="1.0" encoding="utf-8"?>
-<w:ftr xmlns:wpc="http://schemas.microsoft.com/office/word/2010/wordprocessingCanvas" xmlns:cx="http://schemas.microsoft.com/office/drawing/2014/chartex" xmlns:mc="http://schemas.openxmlformats.org/markup-compatibility/2006" xmlns:o="urn:schemas-microsoft-com:office:office" xmlns:r="http://schemas.openxmlformats.org/officeDocument/2006/relationships" xmlns:m="http://schemas.openxmlformats.org/officeDocument/2006/math" xmlns:v="urn:schemas-microsoft-com:vml" xmlns:wp14="http://schemas.microsoft.com/office/word/2010/wordprocessingDrawing" xmlns:wp="http://schemas.openxmlformats.org/drawingml/2006/wordprocessingDrawing" xmlns:w10="urn:schemas-microsoft-com:office:word" xmlns:w="http://schemas.openxmlformats.org/wordprocessingml/2006/main" xmlns:w14="http://schemas.microsoft.com/office/word/2010/wordml" xmlns:w15="http://schemas.microsoft.com/office/word/2012/wordml" xmlns:w16se="http://schemas.microsoft.com/office/word/2015/wordml/symex" xmlns:wpg="http://schemas.microsoft.com/office/word/2010/wordprocessingGroup" xmlns:wpi="http://schemas.microsoft.com/office/word/2010/wordprocessingInk" xmlns:wne="http://schemas.microsoft.com/office/word/2006/wordml" xmlns:wps="http://schemas.microsoft.com/office/word/2010/wordprocessingShape" mc:Ignorable="w14 w15 w16se wp14">
+<w:ftr xmlns:wpc="http://schemas.microsoft.com/office/word/2010/wordprocessingCanvas" xmlns:cx="http://schemas.microsoft.com/office/drawing/2014/chartex" xmlns:cx1="http://schemas.microsoft.com/office/drawing/2015/9/8/chartex" xmlns:mc="http://schemas.openxmlformats.org/markup-compatibility/2006" xmlns:o="urn:schemas-microsoft-com:office:office" xmlns:r="http://schemas.openxmlformats.org/officeDocument/2006/relationships" xmlns:m="http://schemas.openxmlformats.org/officeDocument/2006/math" xmlns:v="urn:schemas-microsoft-com:vml" xmlns:wp14="http://schemas.microsoft.com/office/word/2010/wordprocessingDrawing" xmlns:wp="http://schemas.openxmlformats.org/drawingml/2006/wordprocessingDrawing" xmlns:w10="urn:schemas-microsoft-com:office:word" xmlns:w="http://schemas.openxmlformats.org/wordprocessingml/2006/main" xmlns:w14="http://schemas.microsoft.com/office/word/2010/wordml" xmlns:w15="http://schemas.microsoft.com/office/word/2012/wordml" xmlns:w16se="http://schemas.microsoft.com/office/word/2015/wordml/symex" xmlns:wpg="http://schemas.microsoft.com/office/word/2010/wordprocessingGroup" xmlns:wpi="http://schemas.microsoft.com/office/word/2010/wordprocessingInk" xmlns:wne="http://schemas.microsoft.com/office/word/2006/wordml" xmlns:wps="http://schemas.microsoft.com/office/word/2010/wordprocessingShape" mc:Ignorable="w14 w15 w16se wp14">
   <w:p>
     <w:pPr>
       <w:pStyle w:val="Footer"/>
@@ -7622,7 +8085,7 @@
       <w:rPr>
         <w:noProof/>
       </w:rPr>
-      <w:t>11</w:t>
+      <w:t>10</w:t>
     </w:r>
     <w:r>
       <w:rPr>
@@ -7635,7 +8098,7 @@
 </file>
 
 <file path=word/footnotes.xml><?xml version="1.0" encoding="utf-8"?>
-<w:footnotes xmlns:wpc="http://schemas.microsoft.com/office/word/2010/wordprocessingCanvas" xmlns:cx="http://schemas.microsoft.com/office/drawing/2014/chartex" xmlns:mc="http://schemas.openxmlformats.org/markup-compatibility/2006" xmlns:o="urn:schemas-microsoft-com:office:office" xmlns:r="http://schemas.openxmlformats.org/officeDocument/2006/relationships" xmlns:m="http://schemas.openxmlformats.org/officeDocument/2006/math" xmlns:v="urn:schemas-microsoft-com:vml" xmlns:wp14="http://schemas.microsoft.com/office/word/2010/wordprocessingDrawing" xmlns:wp="http://schemas.openxmlformats.org/drawingml/2006/wordprocessingDrawing" xmlns:w10="urn:schemas-microsoft-com:office:word" xmlns:w="http://schemas.openxmlformats.org/wordprocessingml/2006/main" xmlns:w14="http://schemas.microsoft.com/office/word/2010/wordml" xmlns:w15="http://schemas.microsoft.com/office/word/2012/wordml" xmlns:w16se="http://schemas.microsoft.com/office/word/2015/wordml/symex" xmlns:wpg="http://schemas.microsoft.com/office/word/2010/wordprocessingGroup" xmlns:wpi="http://schemas.microsoft.com/office/word/2010/wordprocessingInk" xmlns:wne="http://schemas.microsoft.com/office/word/2006/wordml" xmlns:wps="http://schemas.microsoft.com/office/word/2010/wordprocessingShape" mc:Ignorable="w14 w15 w16se wp14">
+<w:footnotes xmlns:wpc="http://schemas.microsoft.com/office/word/2010/wordprocessingCanvas" xmlns:cx="http://schemas.microsoft.com/office/drawing/2014/chartex" xmlns:cx1="http://schemas.microsoft.com/office/drawing/2015/9/8/chartex" xmlns:mc="http://schemas.openxmlformats.org/markup-compatibility/2006" xmlns:o="urn:schemas-microsoft-com:office:office" xmlns:r="http://schemas.openxmlformats.org/officeDocument/2006/relationships" xmlns:m="http://schemas.openxmlformats.org/officeDocument/2006/math" xmlns:v="urn:schemas-microsoft-com:vml" xmlns:wp14="http://schemas.microsoft.com/office/word/2010/wordprocessingDrawing" xmlns:wp="http://schemas.openxmlformats.org/drawingml/2006/wordprocessingDrawing" xmlns:w10="urn:schemas-microsoft-com:office:word" xmlns:w="http://schemas.openxmlformats.org/wordprocessingml/2006/main" xmlns:w14="http://schemas.microsoft.com/office/word/2010/wordml" xmlns:w15="http://schemas.microsoft.com/office/word/2012/wordml" xmlns:w16se="http://schemas.microsoft.com/office/word/2015/wordml/symex" xmlns:wpg="http://schemas.microsoft.com/office/word/2010/wordprocessingGroup" xmlns:wpi="http://schemas.microsoft.com/office/word/2010/wordprocessingInk" xmlns:wne="http://schemas.microsoft.com/office/word/2006/wordml" xmlns:wps="http://schemas.microsoft.com/office/word/2010/wordprocessingShape" mc:Ignorable="w14 w15 w16se wp14">
   <w:footnote w:type="separator" w:id="-1">
     <w:p>
       <w:r>
@@ -7654,7 +8117,7 @@
 </file>
 
 <file path=word/header1.xml><?xml version="1.0" encoding="utf-8"?>
-<w:hdr xmlns:wpc="http://schemas.microsoft.com/office/word/2010/wordprocessingCanvas" xmlns:cx="http://schemas.microsoft.com/office/drawing/2014/chartex" xmlns:mc="http://schemas.openxmlformats.org/markup-compatibility/2006" xmlns:o="urn:schemas-microsoft-com:office:office" xmlns:r="http://schemas.openxmlformats.org/officeDocument/2006/relationships" xmlns:m="http://schemas.openxmlformats.org/officeDocument/2006/math" xmlns:v="urn:schemas-microsoft-com:vml" xmlns:wp14="http://schemas.microsoft.com/office/word/2010/wordprocessingDrawing" xmlns:wp="http://schemas.openxmlformats.org/drawingml/2006/wordprocessingDrawing" xmlns:w10="urn:schemas-microsoft-com:office:word" xmlns:w="http://schemas.openxmlformats.org/wordprocessingml/2006/main" xmlns:w14="http://schemas.microsoft.com/office/word/2010/wordml" xmlns:w15="http://schemas.microsoft.com/office/word/2012/wordml" xmlns:w16se="http://schemas.microsoft.com/office/word/2015/wordml/symex" xmlns:wpg="http://schemas.microsoft.com/office/word/2010/wordprocessingGroup" xmlns:wpi="http://schemas.microsoft.com/office/word/2010/wordprocessingInk" xmlns:wne="http://schemas.microsoft.com/office/word/2006/wordml" xmlns:wps="http://schemas.microsoft.com/office/word/2010/wordprocessingShape" mc:Ignorable="w14 w15 w16se wp14">
+<w:hdr xmlns:wpc="http://schemas.microsoft.com/office/word/2010/wordprocessingCanvas" xmlns:cx="http://schemas.microsoft.com/office/drawing/2014/chartex" xmlns:cx1="http://schemas.microsoft.com/office/drawing/2015/9/8/chartex" xmlns:mc="http://schemas.openxmlformats.org/markup-compatibility/2006" xmlns:o="urn:schemas-microsoft-com:office:office" xmlns:r="http://schemas.openxmlformats.org/officeDocument/2006/relationships" xmlns:m="http://schemas.openxmlformats.org/officeDocument/2006/math" xmlns:v="urn:schemas-microsoft-com:vml" xmlns:wp14="http://schemas.microsoft.com/office/word/2010/wordprocessingDrawing" xmlns:wp="http://schemas.openxmlformats.org/drawingml/2006/wordprocessingDrawing" xmlns:w10="urn:schemas-microsoft-com:office:word" xmlns:w="http://schemas.openxmlformats.org/wordprocessingml/2006/main" xmlns:w14="http://schemas.microsoft.com/office/word/2010/wordml" xmlns:w15="http://schemas.microsoft.com/office/word/2012/wordml" xmlns:w16se="http://schemas.microsoft.com/office/word/2015/wordml/symex" xmlns:wpg="http://schemas.microsoft.com/office/word/2010/wordprocessingGroup" xmlns:wpi="http://schemas.microsoft.com/office/word/2010/wordprocessingInk" xmlns:wne="http://schemas.microsoft.com/office/word/2006/wordml" xmlns:wps="http://schemas.microsoft.com/office/word/2010/wordprocessingShape" mc:Ignorable="w14 w15 w16se wp14">
   <w:p>
     <w:pPr>
       <w:pStyle w:val="Header"/>
@@ -7707,7 +8170,7 @@
 </file>
 
 <file path=word/header2.xml><?xml version="1.0" encoding="utf-8"?>
-<w:hdr xmlns:wpc="http://schemas.microsoft.com/office/word/2010/wordprocessingCanvas" xmlns:cx="http://schemas.microsoft.com/office/drawing/2014/chartex" xmlns:mc="http://schemas.openxmlformats.org/markup-compatibility/2006" xmlns:o="urn:schemas-microsoft-com:office:office" xmlns:r="http://schemas.openxmlformats.org/officeDocument/2006/relationships" xmlns:m="http://schemas.openxmlformats.org/officeDocument/2006/math" xmlns:v="urn:schemas-microsoft-com:vml" xmlns:wp14="http://schemas.microsoft.com/office/word/2010/wordprocessingDrawing" xmlns:wp="http://schemas.openxmlformats.org/drawingml/2006/wordprocessingDrawing" xmlns:w10="urn:schemas-microsoft-com:office:word" xmlns:w="http://schemas.openxmlformats.org/wordprocessingml/2006/main" xmlns:w14="http://schemas.microsoft.com/office/word/2010/wordml" xmlns:w15="http://schemas.microsoft.com/office/word/2012/wordml" xmlns:w16se="http://schemas.microsoft.com/office/word/2015/wordml/symex" xmlns:wpg="http://schemas.microsoft.com/office/word/2010/wordprocessingGroup" xmlns:wpi="http://schemas.microsoft.com/office/word/2010/wordprocessingInk" xmlns:wne="http://schemas.microsoft.com/office/word/2006/wordml" xmlns:wps="http://schemas.microsoft.com/office/word/2010/wordprocessingShape" mc:Ignorable="w14 w15 w16se wp14">
+<w:hdr xmlns:wpc="http://schemas.microsoft.com/office/word/2010/wordprocessingCanvas" xmlns:cx="http://schemas.microsoft.com/office/drawing/2014/chartex" xmlns:cx1="http://schemas.microsoft.com/office/drawing/2015/9/8/chartex" xmlns:mc="http://schemas.openxmlformats.org/markup-compatibility/2006" xmlns:o="urn:schemas-microsoft-com:office:office" xmlns:r="http://schemas.openxmlformats.org/officeDocument/2006/relationships" xmlns:m="http://schemas.openxmlformats.org/officeDocument/2006/math" xmlns:v="urn:schemas-microsoft-com:vml" xmlns:wp14="http://schemas.microsoft.com/office/word/2010/wordprocessingDrawing" xmlns:wp="http://schemas.openxmlformats.org/drawingml/2006/wordprocessingDrawing" xmlns:w10="urn:schemas-microsoft-com:office:word" xmlns:w="http://schemas.openxmlformats.org/wordprocessingml/2006/main" xmlns:w14="http://schemas.microsoft.com/office/word/2010/wordml" xmlns:w15="http://schemas.microsoft.com/office/word/2012/wordml" xmlns:w16se="http://schemas.microsoft.com/office/word/2015/wordml/symex" xmlns:wpg="http://schemas.microsoft.com/office/word/2010/wordprocessingGroup" xmlns:wpi="http://schemas.microsoft.com/office/word/2010/wordprocessingInk" xmlns:wne="http://schemas.microsoft.com/office/word/2006/wordml" xmlns:wps="http://schemas.microsoft.com/office/word/2010/wordprocessingShape" mc:Ignorable="w14 w15 w16se wp14">
   <w:p>
     <w:pPr>
       <w:pStyle w:val="Header"/>
@@ -7765,7 +8228,7 @@
 </file>
 
 <file path=word/numbering.xml><?xml version="1.0" encoding="utf-8"?>
-<w:numbering xmlns:wpc="http://schemas.microsoft.com/office/word/2010/wordprocessingCanvas" xmlns:cx="http://schemas.microsoft.com/office/drawing/2014/chartex" xmlns:mc="http://schemas.openxmlformats.org/markup-compatibility/2006" xmlns:o="urn:schemas-microsoft-com:office:office" xmlns:r="http://schemas.openxmlformats.org/officeDocument/2006/relationships" xmlns:m="http://schemas.openxmlformats.org/officeDocument/2006/math" xmlns:v="urn:schemas-microsoft-com:vml" xmlns:wp14="http://schemas.microsoft.com/office/word/2010/wordprocessingDrawing" xmlns:wp="http://schemas.openxmlformats.org/drawingml/2006/wordprocessingDrawing" xmlns:w10="urn:schemas-microsoft-com:office:word" xmlns:w="http://schemas.openxmlformats.org/wordprocessingml/2006/main" xmlns:w14="http://schemas.microsoft.com/office/word/2010/wordml" xmlns:w15="http://schemas.microsoft.com/office/word/2012/wordml" xmlns:w16se="http://schemas.microsoft.com/office/word/2015/wordml/symex" xmlns:wpg="http://schemas.microsoft.com/office/word/2010/wordprocessingGroup" xmlns:wpi="http://schemas.microsoft.com/office/word/2010/wordprocessingInk" xmlns:wne="http://schemas.microsoft.com/office/word/2006/wordml" xmlns:wps="http://schemas.microsoft.com/office/word/2010/wordprocessingShape" mc:Ignorable="w14 w15 w16se wp14">
+<w:numbering xmlns:wpc="http://schemas.microsoft.com/office/word/2010/wordprocessingCanvas" xmlns:cx="http://schemas.microsoft.com/office/drawing/2014/chartex" xmlns:cx1="http://schemas.microsoft.com/office/drawing/2015/9/8/chartex" xmlns:mc="http://schemas.openxmlformats.org/markup-compatibility/2006" xmlns:o="urn:schemas-microsoft-com:office:office" xmlns:r="http://schemas.openxmlformats.org/officeDocument/2006/relationships" xmlns:m="http://schemas.openxmlformats.org/officeDocument/2006/math" xmlns:v="urn:schemas-microsoft-com:vml" xmlns:wp14="http://schemas.microsoft.com/office/word/2010/wordprocessingDrawing" xmlns:wp="http://schemas.openxmlformats.org/drawingml/2006/wordprocessingDrawing" xmlns:w10="urn:schemas-microsoft-com:office:word" xmlns:w="http://schemas.openxmlformats.org/wordprocessingml/2006/main" xmlns:w14="http://schemas.microsoft.com/office/word/2010/wordml" xmlns:w15="http://schemas.microsoft.com/office/word/2012/wordml" xmlns:w16se="http://schemas.microsoft.com/office/word/2015/wordml/symex" xmlns:wpg="http://schemas.microsoft.com/office/word/2010/wordprocessingGroup" xmlns:wpi="http://schemas.microsoft.com/office/word/2010/wordprocessingInk" xmlns:wne="http://schemas.microsoft.com/office/word/2006/wordml" xmlns:wps="http://schemas.microsoft.com/office/word/2010/wordprocessingShape" mc:Ignorable="w14 w15 w16se wp14">
   <w:abstractNum w:abstractNumId="0" w15:restartNumberingAfterBreak="0">
     <w:nsid w:val="0F3757BD"/>
     <w:multiLevelType w:val="hybridMultilevel"/>

--- a/CÔNG TY HAO QIA QIA CAN TING/HAO QIA QIA CAN TING_ThanhLapMoi/QiaQia_DieuLe.docx
+++ b/CÔNG TY HAO QIA QIA CAN TING/HAO QIA QIA CAN TING_ThanhLapMoi/QiaQia_DieuLe.docx
@@ -822,6 +822,20 @@
               </w:rPr>
               <w:t>:</w:t>
             </w:r>
+            <w:r>
+              <w:t xml:space="preserve"> </w:t>
+            </w:r>
+            <w:bookmarkStart w:id="1" w:name="_GoBack"/>
+            <w:r>
+              <w:rPr>
+                <w:b/>
+                <w:sz w:val="26"/>
+                <w:szCs w:val="26"/>
+                <w:lang w:eastAsia="zh-CN"/>
+              </w:rPr>
+              <w:t>HAO QIA QIA CAN TING COMPANY LIMITED</w:t>
+            </w:r>
+            <w:bookmarkEnd w:id="1"/>
           </w:p>
         </w:tc>
       </w:tr>
@@ -2918,7 +2932,7 @@
         </w:rPr>
         <w:t xml:space="preserve">3. </w:t>
       </w:r>
-      <w:bookmarkStart w:id="1" w:name="dieu_13"/>
+      <w:bookmarkStart w:id="2" w:name="dieu_13"/>
       <w:r>
         <w:rPr>
           <w:bCs/>
@@ -2929,7 +2943,7 @@
         </w:rPr>
         <w:t>Trách nhiệm của người đại diện theo pháp luật của doanh nghiệp</w:t>
       </w:r>
-      <w:bookmarkEnd w:id="1"/>
+      <w:bookmarkEnd w:id="2"/>
     </w:p>
     <w:p>
       <w:pPr>
@@ -3553,7 +3567,7 @@
           <w:lang w:val="vi-VN"/>
         </w:rPr>
       </w:pPr>
-      <w:bookmarkStart w:id="2" w:name="_Hlk60644364"/>
+      <w:bookmarkStart w:id="3" w:name="_Hlk60644364"/>
       <w:r>
         <w:rPr>
           <w:sz w:val="26"/>
@@ -4067,7 +4081,7 @@
         <w:t>của chủ sở hữu công ty</w:t>
       </w:r>
     </w:p>
-    <w:bookmarkEnd w:id="2"/>
+    <w:bookmarkEnd w:id="3"/>
     <w:p>
       <w:pPr>
         <w:spacing w:line="240" w:lineRule="auto"/>
@@ -4329,7 +4343,7 @@
           <w:lang w:val="vi-VN"/>
         </w:rPr>
       </w:pPr>
-      <w:bookmarkStart w:id="3" w:name="_Toc115580063"/>
+      <w:bookmarkStart w:id="4" w:name="_Toc115580063"/>
       <w:r>
         <w:rPr>
           <w:color w:val="000000"/>
@@ -4527,7 +4541,7 @@
         </w:rPr>
         <w:t xml:space="preserve"> và Điều lệ công ty</w:t>
       </w:r>
-      <w:bookmarkEnd w:id="3"/>
+      <w:bookmarkEnd w:id="4"/>
       <w:r>
         <w:rPr>
           <w:color w:val="000000"/>
@@ -4666,7 +4680,7 @@
           <w:lang w:val="vi-VN"/>
         </w:rPr>
       </w:pPr>
-      <w:bookmarkStart w:id="4" w:name="_Hlk60645860"/>
+      <w:bookmarkStart w:id="5" w:name="_Hlk60645860"/>
       <w:r>
         <w:rPr>
           <w:color w:val="000000"/>
@@ -5738,7 +5752,7 @@
           <w:lang w:val="vi-VN"/>
         </w:rPr>
       </w:pPr>
-      <w:bookmarkStart w:id="5" w:name="_Toc115580070"/>
+      <w:bookmarkStart w:id="6" w:name="_Toc115580070"/>
       <w:r>
         <w:rPr>
           <w:color w:val="000000"/>
@@ -5847,7 +5861,7 @@
         </w:rPr>
         <w:t>có thể do chủ sở hữu công ty chi trả trực tiếp theo quy định.</w:t>
       </w:r>
-      <w:bookmarkEnd w:id="5"/>
+      <w:bookmarkEnd w:id="6"/>
     </w:p>
     <w:p>
       <w:pPr>
@@ -5974,8 +5988,8 @@
           <w:lang w:val="vi-VN"/>
         </w:rPr>
       </w:pPr>
-      <w:bookmarkStart w:id="6" w:name="_Hlk60645937"/>
-      <w:bookmarkEnd w:id="4"/>
+      <w:bookmarkStart w:id="7" w:name="_Hlk60645937"/>
+      <w:bookmarkEnd w:id="5"/>
       <w:r>
         <w:rPr>
           <w:rFonts w:ascii="Times New Roman" w:hAnsi="Times New Roman"/>
@@ -6563,7 +6577,7 @@
         </w:rPr>
         <w:t xml:space="preserve">. </w:t>
       </w:r>
-      <w:bookmarkStart w:id="7" w:name="_Toc115580161"/>
+      <w:bookmarkStart w:id="8" w:name="_Toc115580161"/>
       <w:r>
         <w:rPr>
           <w:rFonts w:ascii="Times New Roman" w:hAnsi="Times New Roman"/>
@@ -6578,7 +6592,7 @@
         </w:rPr>
         <w:t> </w:t>
       </w:r>
-      <w:bookmarkEnd w:id="7"/>
+      <w:bookmarkEnd w:id="8"/>
       <w:r>
         <w:rPr>
           <w:rFonts w:ascii="Times New Roman" w:hAnsi="Times New Roman"/>
@@ -6747,7 +6761,7 @@
           <w:lang w:val="vi-VN"/>
         </w:rPr>
       </w:pPr>
-      <w:bookmarkStart w:id="8" w:name="_Hlk60645556"/>
+      <w:bookmarkStart w:id="9" w:name="_Hlk60645556"/>
       <w:r>
         <w:rPr>
           <w:sz w:val="26"/>
@@ -7113,7 +7127,7 @@
         </w:rPr>
       </w:pPr>
     </w:p>
-    <w:bookmarkEnd w:id="8"/>
+    <w:bookmarkEnd w:id="9"/>
     <w:p>
       <w:pPr>
         <w:pStyle w:val="Heading3"/>
@@ -7567,7 +7581,7 @@
         </w:rPr>
         <w:t xml:space="preserve">Những vấn đề liên quan đến hoạt động của Công ty không được nêu trong Bản Điều lệ này sẽ do Luật Doanh nghiệp và các văn bản pháp luật liên quan khác điều chỉnh. </w:t>
       </w:r>
-      <w:bookmarkEnd w:id="6"/>
+      <w:bookmarkEnd w:id="7"/>
     </w:p>
     <w:p>
       <w:pPr>
@@ -8014,8 +8028,6 @@
         </w:rPr>
         <w:t>NGUYỄN NGỌC TRANH</w:t>
       </w:r>
-      <w:bookmarkStart w:id="9" w:name="_GoBack"/>
-      <w:bookmarkEnd w:id="9"/>
     </w:p>
     <w:p>
       <w:pPr>
@@ -8085,7 +8097,7 @@
       <w:rPr>
         <w:noProof/>
       </w:rPr>
-      <w:t>10</w:t>
+      <w:t>11</w:t>
     </w:r>
     <w:r>
       <w:rPr>

--- a/CÔNG TY HAO QIA QIA CAN TING/HAO QIA QIA CAN TING_ThanhLapMoi/QiaQia_DieuLe.docx
+++ b/CÔNG TY HAO QIA QIA CAN TING/HAO QIA QIA CAN TING_ThanhLapMoi/QiaQia_DieuLe.docx
@@ -825,7 +825,6 @@
             <w:r>
               <w:t xml:space="preserve"> </w:t>
             </w:r>
-            <w:bookmarkStart w:id="1" w:name="_GoBack"/>
             <w:r>
               <w:rPr>
                 <w:b/>
@@ -835,7 +834,6 @@
               </w:rPr>
               <w:t>HAO QIA QIA CAN TING COMPANY LIMITED</w:t>
             </w:r>
-            <w:bookmarkEnd w:id="1"/>
           </w:p>
         </w:tc>
       </w:tr>
@@ -930,6 +928,17 @@
         </w:rPr>
         <w:t xml:space="preserve"> </w:t>
       </w:r>
+      <w:r>
+        <w:rPr>
+          <w:b/>
+          <w:sz w:val="26"/>
+          <w:szCs w:val="26"/>
+          <w:lang w:eastAsia="zh-CN"/>
+        </w:rPr>
+        <w:t>HAO QIA QIA CAN TING</w:t>
+      </w:r>
+      <w:bookmarkStart w:id="1" w:name="_GoBack"/>
+      <w:bookmarkEnd w:id="1"/>
     </w:p>
     <w:p>
       <w:pPr>
